--- a/backend/app/seeds/data/probation.docx
+++ b/backend/app/seeds/data/probation.docx
@@ -38,14 +38,7 @@
               <w:spacing w:lineRule="auto" w:line="288" w:before="0" w:after="0"/>
               <w:jc w:val="center"/>
               <w:rPr>
-                <w:rFonts w:ascii="Times New Roman" w:hAnsi="Times New Roman" w:eastAsia="Times New Roman" w:cs="Times New Roman"/>
-                <w:b/>
-                <w:bCs/>
-                <w:color w:val="000000"/>
-                <w:kern w:val="0"/>
-                <w:sz w:val="22"/>
-                <w:szCs w:val="22"/>
-                <w14:ligatures w14:val="none"/>
+                <w:rFonts w:ascii="Times New Roman" w:hAnsi="Times New Roman"/>
               </w:rPr>
             </w:pPr>
             <w:r>
@@ -77,14 +70,7 @@
               <w:spacing w:lineRule="auto" w:line="288" w:before="0" w:after="0"/>
               <w:jc w:val="center"/>
               <w:rPr>
-                <w:rFonts w:ascii="Times New Roman" w:hAnsi="Times New Roman" w:eastAsia="Times New Roman" w:cs="Times New Roman"/>
-                <w:b/>
-                <w:bCs/>
-                <w:color w:val="000000"/>
-                <w:kern w:val="0"/>
-                <w:sz w:val="22"/>
-                <w:szCs w:val="22"/>
-                <w14:ligatures w14:val="none"/>
+                <w:rFonts w:ascii="Times New Roman" w:hAnsi="Times New Roman"/>
               </w:rPr>
             </w:pPr>
             <w:r>
@@ -109,14 +95,7 @@
               <w:spacing w:lineRule="auto" w:line="288" w:before="0" w:after="0"/>
               <w:jc w:val="center"/>
               <w:rPr>
-                <w:rFonts w:ascii="Times New Roman" w:hAnsi="Times New Roman" w:eastAsia="Times New Roman" w:cs="Times New Roman"/>
-                <w:b/>
-                <w:bCs/>
-                <w:color w:val="000000"/>
-                <w:kern w:val="0"/>
-                <w:sz w:val="22"/>
-                <w:szCs w:val="22"/>
-                <w14:ligatures w14:val="none"/>
+                <w:rFonts w:ascii="Times New Roman" w:hAnsi="Times New Roman"/>
               </w:rPr>
             </w:pPr>
             <w:r>
@@ -141,14 +120,7 @@
               <w:spacing w:lineRule="auto" w:line="288" w:before="0" w:after="0"/>
               <w:jc w:val="center"/>
               <w:rPr>
-                <w:rFonts w:ascii="Times New Roman" w:hAnsi="Times New Roman" w:eastAsia="Times New Roman" w:cs="Times New Roman"/>
-                <w:b/>
-                <w:bCs/>
-                <w:color w:val="000000"/>
-                <w:kern w:val="0"/>
-                <w:sz w:val="22"/>
-                <w:szCs w:val="22"/>
-                <w14:ligatures w14:val="none"/>
+                <w:rFonts w:ascii="Times New Roman" w:hAnsi="Times New Roman"/>
               </w:rPr>
             </w:pPr>
             <w:r>
@@ -184,13 +156,7 @@
               <w:spacing w:lineRule="auto" w:line="288" w:before="0" w:after="0"/>
               <w:jc w:val="center"/>
               <w:rPr>
-                <w:rFonts w:ascii="Times New Roman" w:hAnsi="Times New Roman" w:eastAsia="Times New Roman" w:cs="Times New Roman"/>
-                <w:color w:val="000000"/>
-                <w:kern w:val="0"/>
-                <w:sz w:val="22"/>
-                <w:szCs w:val="22"/>
-                <w:lang w:val="vi-VN"/>
-                <w14:ligatures w14:val="none"/>
+                <w:rFonts w:ascii="Times New Roman" w:hAnsi="Times New Roman"/>
               </w:rPr>
             </w:pPr>
             <w:r>
@@ -235,42 +201,14 @@
               <w:spacing w:lineRule="auto" w:line="288" w:before="0" w:after="0"/>
               <w:jc w:val="center"/>
               <w:rPr>
-                <w:rFonts w:ascii="Times New Roman" w:hAnsi="Times New Roman" w:eastAsia="Times New Roman" w:cs="Times New Roman"/>
-                <w:i/>
-                <w:i/>
-                <w:iCs/>
-                <w:color w:val="000000"/>
-                <w:kern w:val="0"/>
-                <w:sz w:val="22"/>
-                <w:szCs w:val="22"/>
-                <w14:ligatures w14:val="none"/>
+                <w:rFonts w:ascii="Times New Roman" w:hAnsi="Times New Roman"/>
               </w:rPr>
             </w:pPr>
             <w:r>
               <w:rPr>
-                <w:rFonts w:eastAsia="Times New Roman" w:cs="Times New Roman" w:ascii="Times New Roman" w:hAnsi="Times New Roman"/>
-                <w:i/>
-                <w:iCs/>
-                <w:color w:val="000000"/>
-                <w:kern w:val="0"/>
-                <w:sz w:val="22"/>
-                <w:szCs w:val="22"/>
-                <w14:ligatures w14:val="none"/>
+                <w:rFonts w:ascii="Times New Roman" w:hAnsi="Times New Roman"/>
               </w:rPr>
-              <w:t xml:space="preserve">           </w:t>
-            </w:r>
-            <w:r>
-              <w:rPr>
-                <w:rFonts w:eastAsia="Times New Roman" w:cs="Times New Roman" w:ascii="Times New Roman" w:hAnsi="Times New Roman"/>
-                <w:i/>
-                <w:iCs/>
-                <w:color w:val="000000"/>
-                <w:kern w:val="0"/>
-                <w:sz w:val="22"/>
-                <w:szCs w:val="22"/>
-                <w14:ligatures w14:val="none"/>
-              </w:rPr>
-              <w:t xml:space="preserve">Ninh Bình, ngày     tháng     năm </w:t>
+              <w:t>Ninh Bình, ngày ${contract_signing_day} tháng ${contract_signing_month} năm ${contract_signing_year}</w:t>
             </w:r>
           </w:p>
         </w:tc>
@@ -300,23 +238,18 @@
         <w:spacing w:lineRule="auto" w:line="288" w:before="120" w:after="120"/>
         <w:jc w:val="center"/>
         <w:rPr>
-          <w:rFonts w:ascii="Times New Roman" w:hAnsi="Times New Roman" w:cs="Times New Roman"/>
+          <w:rFonts w:ascii="Times New Roman" w:hAnsi="Times New Roman"/>
+        </w:rPr>
+      </w:pPr>
+      <w:r>
+        <w:rPr>
+          <w:rFonts w:cs="Times New Roman" w:ascii="Times New Roman" w:hAnsi="Times New Roman"/>
           <w:b/>
           <w:bCs/>
           <w:sz w:val="28"/>
           <w:szCs w:val="28"/>
           <w:lang w:val="vi-VN"/>
         </w:rPr>
-      </w:pPr>
-      <w:r>
-        <w:rPr>
-          <w:rFonts w:cs="Times New Roman" w:ascii="Times New Roman" w:hAnsi="Times New Roman"/>
-          <w:b/>
-          <w:bCs/>
-          <w:sz w:val="28"/>
-          <w:szCs w:val="28"/>
-          <w:lang w:val="vi-VN"/>
-        </w:rPr>
         <w:t>HỢP ĐỒNG THỬ VIỆC</w:t>
       </w:r>
     </w:p>
@@ -327,7 +260,7 @@
         <w:contextualSpacing/>
         <w:jc w:val="both"/>
         <w:rPr>
-          <w:i/>
+          <w:rFonts w:ascii="Times New Roman" w:hAnsi="Times New Roman"/>
           <w:i/>
           <w:iCs/>
           <w:sz w:val="22"/>
@@ -337,6 +270,7 @@
       </w:pPr>
       <w:r>
         <w:rPr>
+          <w:rFonts w:ascii="Times New Roman" w:hAnsi="Times New Roman"/>
           <w:i/>
           <w:iCs/>
           <w:sz w:val="22"/>
@@ -356,16 +290,12 @@
         <w:contextualSpacing/>
         <w:jc w:val="both"/>
         <w:rPr>
-          <w:i/>
-          <w:i/>
-          <w:iCs/>
-          <w:sz w:val="22"/>
-          <w:szCs w:val="22"/>
-          <w:lang w:val="vi-VN"/>
-        </w:rPr>
-      </w:pPr>
-      <w:r>
-        <w:rPr>
+          <w:rFonts w:ascii="Times New Roman" w:hAnsi="Times New Roman"/>
+        </w:rPr>
+      </w:pPr>
+      <w:r>
+        <w:rPr>
+          <w:rFonts w:ascii="Times New Roman" w:hAnsi="Times New Roman"/>
           <w:i/>
           <w:iCs/>
           <w:sz w:val="22"/>
@@ -386,26 +316,24 @@
         <w:contextualSpacing/>
         <w:jc w:val="both"/>
         <w:rPr>
-          <w:i/>
+          <w:rFonts w:ascii="Times New Roman" w:hAnsi="Times New Roman"/>
+        </w:rPr>
+      </w:pPr>
+      <w:r>
+        <w:rPr>
+          <w:rFonts w:ascii="Times New Roman" w:hAnsi="Times New Roman"/>
           <w:i/>
           <w:iCs/>
           <w:sz w:val="22"/>
           <w:szCs w:val="22"/>
           <w:lang w:val="vi-VN"/>
         </w:rPr>
-      </w:pPr>
-      <w:r>
-        <w:rPr>
-          <w:i/>
-          <w:iCs/>
-          <w:sz w:val="22"/>
-          <w:szCs w:val="22"/>
-          <w:lang w:val="vi-VN"/>
-        </w:rPr>
         <w:t>Căn cứ vào nhu cầu lao động và sử dụng lao động của các bên</w:t>
       </w:r>
       <w:r>
-        <w:rPr/>
+        <w:rPr>
+          <w:rFonts w:ascii="Times New Roman" w:hAnsi="Times New Roman"/>
+        </w:rPr>
         <w:tab/>
         <w:tab/>
         <w:tab/>
@@ -417,40 +345,14 @@
         <w:spacing w:lineRule="auto" w:line="288" w:before="120" w:after="120"/>
         <w:jc w:val="both"/>
         <w:rPr>
-          <w:rFonts w:ascii="Times New Roman" w:hAnsi="Times New Roman" w:cs="Times New Roman"/>
-          <w:sz w:val="22"/>
-          <w:szCs w:val="22"/>
-        </w:rPr>
-      </w:pPr>
-      <w:r>
-        <w:rPr>
-          <w:rFonts w:cs="Times New Roman" w:ascii="Times New Roman" w:hAnsi="Times New Roman"/>
-          <w:sz w:val="22"/>
-          <w:szCs w:val="22"/>
-        </w:rPr>
-        <w:t xml:space="preserve">Hôm nay, ngày </w:t>
-      </w:r>
-      <w:r>
-        <w:rPr>
-          <w:rFonts w:cs="Times New Roman" w:ascii="Times New Roman" w:hAnsi="Times New Roman"/>
-          <w:sz w:val="22"/>
-          <w:szCs w:val="22"/>
-          <w:lang w:val="vi-VN"/>
-        </w:rPr>
-        <w:t xml:space="preserve">… tháng … năm …… </w:t>
-      </w:r>
-      <w:r>
-        <w:rPr>
-          <w:rFonts w:cs="Times New Roman" w:ascii="Times New Roman" w:hAnsi="Times New Roman"/>
-          <w:sz w:val="22"/>
-          <w:szCs w:val="22"/>
-        </w:rPr>
-        <w:t>tại Công ty Cổ phần dinh dưỡng Hồng Hà, chúng tôi gồm:</w:t>
-        <w:tab/>
-        <w:tab/>
-        <w:tab/>
-        <w:tab/>
-        <w:tab/>
+          <w:rFonts w:ascii="Times New Roman" w:hAnsi="Times New Roman"/>
+        </w:rPr>
+      </w:pPr>
+      <w:r>
+        <w:rPr>
+          <w:rFonts w:ascii="Times New Roman" w:hAnsi="Times New Roman"/>
+        </w:rPr>
+        <w:t>Hôm nay, ${contract_signing_date_full} tại Công ty Cổ phần dinh dưỡng Hồng Hà, chúng tôi gồm:</w:t>
       </w:r>
     </w:p>
     <w:p>
@@ -459,14 +361,19 @@
         <w:spacing w:lineRule="auto" w:line="288" w:before="120" w:after="120"/>
         <w:jc w:val="both"/>
         <w:rPr>
-          <w:rFonts w:ascii="Times New Roman" w:hAnsi="Times New Roman" w:cs="Times New Roman"/>
+          <w:rFonts w:ascii="Times New Roman" w:hAnsi="Times New Roman"/>
+        </w:rPr>
+      </w:pPr>
+      <w:r>
+        <w:rPr>
+          <w:rFonts w:cs="Times New Roman" w:ascii="Times New Roman" w:hAnsi="Times New Roman"/>
           <w:b/>
           <w:bCs/>
           <w:sz w:val="22"/>
           <w:szCs w:val="22"/>
-          <w:lang w:val="vi-VN"/>
-        </w:rPr>
-      </w:pPr>
+        </w:rPr>
+        <w:t>BÊN A: NGƯỜI</w:t>
+      </w:r>
       <w:r>
         <w:rPr>
           <w:rFonts w:cs="Times New Roman" w:ascii="Times New Roman" w:hAnsi="Times New Roman"/>
@@ -474,9 +381,20 @@
           <w:bCs/>
           <w:sz w:val="22"/>
           <w:szCs w:val="22"/>
-        </w:rPr>
-        <w:t>BÊN A: NGƯỜI</w:t>
-      </w:r>
+          <w:lang w:val="vi-VN"/>
+        </w:rPr>
+        <w:t xml:space="preserve"> SỬ DỤNG LAO ĐỘNG</w:t>
+      </w:r>
+    </w:p>
+    <w:p>
+      <w:pPr>
+        <w:pStyle w:val="Normal"/>
+        <w:spacing w:lineRule="auto" w:line="288" w:before="120" w:after="120"/>
+        <w:jc w:val="both"/>
+        <w:rPr>
+          <w:rFonts w:ascii="Times New Roman" w:hAnsi="Times New Roman"/>
+        </w:rPr>
+      </w:pPr>
       <w:r>
         <w:rPr>
           <w:rFonts w:cs="Times New Roman" w:ascii="Times New Roman" w:hAnsi="Times New Roman"/>
@@ -484,25 +402,60 @@
           <w:bCs/>
           <w:sz w:val="22"/>
           <w:szCs w:val="22"/>
-          <w:lang w:val="vi-VN"/>
-        </w:rPr>
-        <w:t xml:space="preserve"> SỬ DỤNG LAO ĐỘNG</w:t>
-      </w:r>
-    </w:p>
-    <w:p>
-      <w:pPr>
-        <w:pStyle w:val="Normal"/>
-        <w:spacing w:lineRule="auto" w:line="288" w:before="120" w:after="120"/>
-        <w:jc w:val="both"/>
-        <w:rPr>
-          <w:rFonts w:ascii="Times New Roman" w:hAnsi="Times New Roman" w:cs="Times New Roman"/>
+        </w:rPr>
+        <w:t>Công</w:t>
+      </w:r>
+      <w:r>
+        <w:rPr>
+          <w:rFonts w:cs="Times New Roman" w:ascii="Times New Roman" w:hAnsi="Times New Roman"/>
           <w:b/>
           <w:bCs/>
           <w:sz w:val="22"/>
           <w:szCs w:val="22"/>
           <w:lang w:val="vi-VN"/>
         </w:rPr>
-      </w:pPr>
+        <w:t xml:space="preserve"> ty Cổ phần dinh dưỡng Hồng Hà</w:t>
+      </w:r>
+    </w:p>
+    <w:p>
+      <w:pPr>
+        <w:pStyle w:val="Normal"/>
+        <w:tabs>
+          <w:tab w:val="clear" w:pos="720"/>
+          <w:tab w:val="left" w:pos="2268" w:leader="none"/>
+        </w:tabs>
+        <w:spacing w:lineRule="auto" w:line="288" w:before="120" w:after="120"/>
+        <w:jc w:val="both"/>
+        <w:rPr>
+          <w:rFonts w:ascii="Times New Roman" w:hAnsi="Times New Roman"/>
+        </w:rPr>
+      </w:pPr>
+      <w:r>
+        <w:rPr>
+          <w:rFonts w:cs="Times New Roman" w:ascii="Times New Roman" w:hAnsi="Times New Roman"/>
+          <w:sz w:val="22"/>
+          <w:szCs w:val="22"/>
+        </w:rPr>
+        <w:t>Địa</w:t>
+      </w:r>
+      <w:r>
+        <w:rPr>
+          <w:rFonts w:cs="Times New Roman" w:ascii="Times New Roman" w:hAnsi="Times New Roman"/>
+          <w:sz w:val="22"/>
+          <w:szCs w:val="22"/>
+          <w:lang w:val="vi-VN"/>
+        </w:rPr>
+        <w:t xml:space="preserve"> chỉ:</w:t>
+        <w:tab/>
+      </w:r>
+      <w:r>
+        <w:rPr>
+          <w:rFonts w:cs="Times New Roman" w:ascii="Times New Roman" w:hAnsi="Times New Roman"/>
+          <w:sz w:val="22"/>
+          <w:szCs w:val="22"/>
+        </w:rPr>
+        <w:t>KCN Đồng Văn, huyện Duy Tiên, tỉnh Hà Nam</w:t>
+      </w:r>
       <w:r>
         <w:rPr>
           <w:rFonts w:cs="Times New Roman" w:ascii="Times New Roman" w:hAnsi="Times New Roman"/>
@@ -511,7 +464,71 @@
           <w:sz w:val="22"/>
           <w:szCs w:val="22"/>
         </w:rPr>
-        <w:t>Công</w:t>
+        <w:tab/>
+      </w:r>
+    </w:p>
+    <w:p>
+      <w:pPr>
+        <w:pStyle w:val="Normal"/>
+        <w:tabs>
+          <w:tab w:val="clear" w:pos="720"/>
+          <w:tab w:val="left" w:pos="2268" w:leader="none"/>
+        </w:tabs>
+        <w:spacing w:lineRule="auto" w:line="288" w:before="120" w:after="120"/>
+        <w:jc w:val="both"/>
+        <w:rPr>
+          <w:rFonts w:ascii="Times New Roman" w:hAnsi="Times New Roman"/>
+        </w:rPr>
+      </w:pPr>
+      <w:r>
+        <w:rPr>
+          <w:rFonts w:cs="Times New Roman" w:ascii="Times New Roman" w:hAnsi="Times New Roman"/>
+          <w:sz w:val="22"/>
+          <w:szCs w:val="22"/>
+        </w:rPr>
+        <w:t>Số</w:t>
+      </w:r>
+      <w:r>
+        <w:rPr>
+          <w:rFonts w:cs="Times New Roman" w:ascii="Times New Roman" w:hAnsi="Times New Roman"/>
+          <w:sz w:val="22"/>
+          <w:szCs w:val="22"/>
+          <w:lang w:val="vi-VN"/>
+        </w:rPr>
+        <w:t xml:space="preserve"> điện thoại:</w:t>
+        <w:tab/>
+      </w:r>
+    </w:p>
+    <w:p>
+      <w:pPr>
+        <w:pStyle w:val="Normal"/>
+        <w:tabs>
+          <w:tab w:val="clear" w:pos="720"/>
+          <w:tab w:val="left" w:pos="2268" w:leader="none"/>
+        </w:tabs>
+        <w:spacing w:lineRule="auto" w:line="288" w:before="120" w:after="120"/>
+        <w:jc w:val="both"/>
+        <w:rPr>
+          <w:rFonts w:ascii="Times New Roman" w:hAnsi="Times New Roman"/>
+        </w:rPr>
+      </w:pPr>
+      <w:r>
+        <w:rPr>
+          <w:rFonts w:cs="Times New Roman" w:ascii="Times New Roman" w:hAnsi="Times New Roman"/>
+          <w:sz w:val="22"/>
+          <w:szCs w:val="22"/>
+          <w:lang w:val="vi-VN"/>
+        </w:rPr>
+        <w:t>Fax:</w:t>
+        <w:tab/>
+      </w:r>
+      <w:r>
+        <w:rPr>
+          <w:rFonts w:cs="Times New Roman" w:ascii="Times New Roman" w:hAnsi="Times New Roman"/>
+          <w:sz w:val="22"/>
+          <w:szCs w:val="22"/>
+        </w:rPr>
+        <w:tab/>
       </w:r>
       <w:r>
         <w:rPr>
@@ -520,9 +537,8 @@
           <w:bCs/>
           <w:sz w:val="22"/>
           <w:szCs w:val="22"/>
-          <w:lang w:val="vi-VN"/>
-        </w:rPr>
-        <w:t xml:space="preserve"> ty Cổ phần dinh dưỡng Hồng Hà</w:t>
+        </w:rPr>
+        <w:tab/>
       </w:r>
     </w:p>
     <w:p>
@@ -535,48 +551,43 @@
         <w:spacing w:lineRule="auto" w:line="288" w:before="120" w:after="120"/>
         <w:jc w:val="both"/>
         <w:rPr>
-          <w:rFonts w:ascii="Times New Roman" w:hAnsi="Times New Roman" w:cs="Times New Roman"/>
-          <w:b/>
-          <w:bCs/>
-          <w:sz w:val="22"/>
-          <w:szCs w:val="22"/>
-        </w:rPr>
-      </w:pPr>
-      <w:r>
-        <w:rPr>
-          <w:rFonts w:cs="Times New Roman" w:ascii="Times New Roman" w:hAnsi="Times New Roman"/>
-          <w:sz w:val="22"/>
-          <w:szCs w:val="22"/>
-        </w:rPr>
-        <w:t>Địa</w:t>
-      </w:r>
-      <w:r>
-        <w:rPr>
-          <w:rFonts w:cs="Times New Roman" w:ascii="Times New Roman" w:hAnsi="Times New Roman"/>
-          <w:sz w:val="22"/>
-          <w:szCs w:val="22"/>
-          <w:lang w:val="vi-VN"/>
-        </w:rPr>
-        <w:t xml:space="preserve"> chỉ:</w:t>
-        <w:tab/>
-      </w:r>
-      <w:r>
-        <w:rPr>
-          <w:rFonts w:cs="Times New Roman" w:ascii="Times New Roman" w:hAnsi="Times New Roman"/>
-          <w:sz w:val="22"/>
-          <w:szCs w:val="22"/>
-        </w:rPr>
-        <w:t>KCN Đồng Văn, huyện Duy Tiên, tỉnh Hà Nam</w:t>
-      </w:r>
-      <w:r>
-        <w:rPr>
-          <w:rFonts w:cs="Times New Roman" w:ascii="Times New Roman" w:hAnsi="Times New Roman"/>
-          <w:b/>
-          <w:bCs/>
-          <w:sz w:val="22"/>
-          <w:szCs w:val="22"/>
-        </w:rPr>
-        <w:tab/>
+          <w:rFonts w:ascii="Times New Roman" w:hAnsi="Times New Roman"/>
+        </w:rPr>
+      </w:pPr>
+      <w:r>
+        <w:rPr>
+          <w:rFonts w:cs="Times New Roman" w:ascii="Times New Roman" w:hAnsi="Times New Roman"/>
+          <w:sz w:val="22"/>
+          <w:szCs w:val="22"/>
+        </w:rPr>
+        <w:t>Đại</w:t>
+      </w:r>
+      <w:r>
+        <w:rPr>
+          <w:rFonts w:cs="Times New Roman" w:ascii="Times New Roman" w:hAnsi="Times New Roman"/>
+          <w:sz w:val="22"/>
+          <w:szCs w:val="22"/>
+          <w:lang w:val="vi-VN"/>
+        </w:rPr>
+        <w:t xml:space="preserve"> diện theo pháp luật:</w:t>
+        <w:tab/>
+      </w:r>
+      <w:r>
+        <w:rPr>
+          <w:rFonts w:cs="Times New Roman" w:ascii="Times New Roman" w:hAnsi="Times New Roman"/>
+          <w:sz w:val="22"/>
+          <w:szCs w:val="22"/>
+        </w:rPr>
+        <w:t>Ông Tạ Văn Toại</w:t>
+      </w:r>
+      <w:r>
+        <w:rPr>
+          <w:rFonts w:cs="Times New Roman" w:ascii="Times New Roman" w:hAnsi="Times New Roman"/>
+          <w:sz w:val="22"/>
+          <w:szCs w:val="22"/>
+          <w:lang w:val="vi-VN"/>
+        </w:rPr>
+        <w:t xml:space="preserve">                           Quốc tịch: Việt Nam</w:t>
       </w:r>
     </w:p>
     <w:p>
@@ -589,177 +600,35 @@
         <w:spacing w:lineRule="auto" w:line="288" w:before="120" w:after="120"/>
         <w:jc w:val="both"/>
         <w:rPr>
-          <w:rFonts w:ascii="Times New Roman" w:hAnsi="Times New Roman" w:cs="Times New Roman"/>
-          <w:sz w:val="22"/>
-          <w:szCs w:val="22"/>
-          <w:lang w:val="vi-VN"/>
-        </w:rPr>
-      </w:pPr>
-      <w:r>
-        <w:rPr>
-          <w:rFonts w:cs="Times New Roman" w:ascii="Times New Roman" w:hAnsi="Times New Roman"/>
-          <w:sz w:val="22"/>
-          <w:szCs w:val="22"/>
-        </w:rPr>
-        <w:t>Số</w:t>
-      </w:r>
-      <w:r>
-        <w:rPr>
-          <w:rFonts w:cs="Times New Roman" w:ascii="Times New Roman" w:hAnsi="Times New Roman"/>
-          <w:sz w:val="22"/>
-          <w:szCs w:val="22"/>
-          <w:lang w:val="vi-VN"/>
-        </w:rPr>
-        <w:t xml:space="preserve"> điện thoại:</w:t>
-        <w:tab/>
+          <w:rFonts w:ascii="Times New Roman" w:hAnsi="Times New Roman"/>
+        </w:rPr>
+      </w:pPr>
+      <w:r>
+        <w:rPr>
+          <w:rFonts w:cs="Times New Roman" w:ascii="Times New Roman" w:hAnsi="Times New Roman"/>
+          <w:sz w:val="22"/>
+          <w:szCs w:val="22"/>
+          <w:lang w:val="vi-VN"/>
+        </w:rPr>
+        <w:t>Chức vụ:</w:t>
+        <w:tab/>
+      </w:r>
+      <w:r>
+        <w:rPr>
+          <w:rFonts w:cs="Times New Roman" w:ascii="Times New Roman" w:hAnsi="Times New Roman"/>
+          <w:sz w:val="22"/>
+          <w:szCs w:val="22"/>
+        </w:rPr>
+        <w:t>Giám đốc khối Kiểm soát</w:t>
       </w:r>
     </w:p>
     <w:p>
       <w:pPr>
         <w:pStyle w:val="Normal"/>
-        <w:tabs>
-          <w:tab w:val="clear" w:pos="720"/>
-          <w:tab w:val="left" w:pos="2268" w:leader="none"/>
-        </w:tabs>
-        <w:spacing w:lineRule="auto" w:line="288" w:before="120" w:after="120"/>
-        <w:jc w:val="both"/>
-        <w:rPr>
-          <w:rFonts w:ascii="Times New Roman" w:hAnsi="Times New Roman" w:cs="Times New Roman"/>
-          <w:b/>
-          <w:bCs/>
-          <w:sz w:val="22"/>
-          <w:szCs w:val="22"/>
-        </w:rPr>
-      </w:pPr>
-      <w:r>
-        <w:rPr>
-          <w:rFonts w:cs="Times New Roman" w:ascii="Times New Roman" w:hAnsi="Times New Roman"/>
-          <w:sz w:val="22"/>
-          <w:szCs w:val="22"/>
-          <w:lang w:val="vi-VN"/>
-        </w:rPr>
-        <w:t>Fax:</w:t>
-        <w:tab/>
-      </w:r>
-      <w:r>
-        <w:rPr>
-          <w:rFonts w:cs="Times New Roman" w:ascii="Times New Roman" w:hAnsi="Times New Roman"/>
-          <w:sz w:val="22"/>
-          <w:szCs w:val="22"/>
-        </w:rPr>
-        <w:tab/>
-      </w:r>
-      <w:r>
-        <w:rPr>
-          <w:rFonts w:cs="Times New Roman" w:ascii="Times New Roman" w:hAnsi="Times New Roman"/>
-          <w:b/>
-          <w:bCs/>
-          <w:sz w:val="22"/>
-          <w:szCs w:val="22"/>
-        </w:rPr>
-        <w:tab/>
-      </w:r>
-    </w:p>
-    <w:p>
-      <w:pPr>
-        <w:pStyle w:val="Normal"/>
-        <w:tabs>
-          <w:tab w:val="clear" w:pos="720"/>
-          <w:tab w:val="left" w:pos="2268" w:leader="none"/>
-        </w:tabs>
-        <w:spacing w:lineRule="auto" w:line="288" w:before="120" w:after="120"/>
-        <w:jc w:val="both"/>
-        <w:rPr>
-          <w:rFonts w:ascii="Times New Roman" w:hAnsi="Times New Roman" w:cs="Times New Roman"/>
-          <w:sz w:val="22"/>
-          <w:szCs w:val="22"/>
-          <w:lang w:val="vi-VN"/>
-        </w:rPr>
-      </w:pPr>
-      <w:r>
-        <w:rPr>
-          <w:rFonts w:cs="Times New Roman" w:ascii="Times New Roman" w:hAnsi="Times New Roman"/>
-          <w:sz w:val="22"/>
-          <w:szCs w:val="22"/>
-        </w:rPr>
-        <w:t>Đại</w:t>
-      </w:r>
-      <w:r>
-        <w:rPr>
-          <w:rFonts w:cs="Times New Roman" w:ascii="Times New Roman" w:hAnsi="Times New Roman"/>
-          <w:sz w:val="22"/>
-          <w:szCs w:val="22"/>
-          <w:lang w:val="vi-VN"/>
-        </w:rPr>
-        <w:t xml:space="preserve"> diện theo pháp luật:</w:t>
-        <w:tab/>
-      </w:r>
-      <w:r>
-        <w:rPr>
-          <w:rFonts w:cs="Times New Roman" w:ascii="Times New Roman" w:hAnsi="Times New Roman"/>
-          <w:sz w:val="22"/>
-          <w:szCs w:val="22"/>
-        </w:rPr>
-        <w:t>Ông Tạ Văn Toại</w:t>
-      </w:r>
-      <w:r>
-        <w:rPr>
-          <w:rFonts w:cs="Times New Roman" w:ascii="Times New Roman" w:hAnsi="Times New Roman"/>
-          <w:sz w:val="22"/>
-          <w:szCs w:val="22"/>
-          <w:lang w:val="vi-VN"/>
-        </w:rPr>
-        <w:t xml:space="preserve">                           Quốc tịch: Việt Nam</w:t>
-      </w:r>
-    </w:p>
-    <w:p>
-      <w:pPr>
-        <w:pStyle w:val="Normal"/>
-        <w:tabs>
-          <w:tab w:val="clear" w:pos="720"/>
-          <w:tab w:val="left" w:pos="2268" w:leader="none"/>
-        </w:tabs>
-        <w:spacing w:lineRule="auto" w:line="288" w:before="120" w:after="120"/>
-        <w:jc w:val="both"/>
-        <w:rPr>
-          <w:rFonts w:ascii="Times New Roman" w:hAnsi="Times New Roman" w:cs="Times New Roman"/>
-          <w:b/>
-          <w:bCs/>
-          <w:sz w:val="22"/>
-          <w:szCs w:val="22"/>
-        </w:rPr>
-      </w:pPr>
-      <w:r>
-        <w:rPr>
-          <w:rFonts w:cs="Times New Roman" w:ascii="Times New Roman" w:hAnsi="Times New Roman"/>
-          <w:sz w:val="22"/>
-          <w:szCs w:val="22"/>
-          <w:lang w:val="vi-VN"/>
-        </w:rPr>
-        <w:t>Chức vụ:</w:t>
-        <w:tab/>
-      </w:r>
-      <w:r>
-        <w:rPr>
-          <w:rFonts w:cs="Times New Roman" w:ascii="Times New Roman" w:hAnsi="Times New Roman"/>
-          <w:sz w:val="22"/>
-          <w:szCs w:val="22"/>
-        </w:rPr>
-        <w:t>Giám đốc khối Kiểm soát</w:t>
-      </w:r>
-    </w:p>
-    <w:p>
-      <w:pPr>
-        <w:pStyle w:val="Normal"/>
-        <w:spacing w:lineRule="auto" w:line="288" w:before="120" w:after="120"/>
-        <w:jc w:val="both"/>
-        <w:rPr>
-          <w:rFonts w:ascii="Times New Roman" w:hAnsi="Times New Roman" w:cs="Times New Roman"/>
-          <w:i/>
-          <w:i/>
-          <w:iCs/>
-          <w:sz w:val="22"/>
-          <w:szCs w:val="22"/>
+        <w:spacing w:lineRule="auto" w:line="288" w:before="120" w:after="120"/>
+        <w:jc w:val="both"/>
+        <w:rPr>
+          <w:rFonts w:ascii="Times New Roman" w:hAnsi="Times New Roman"/>
         </w:rPr>
       </w:pPr>
       <w:r>
@@ -843,13 +712,19 @@
         <w:spacing w:lineRule="auto" w:line="288" w:before="120" w:after="120"/>
         <w:jc w:val="both"/>
         <w:rPr>
-          <w:rFonts w:ascii="Times New Roman" w:hAnsi="Times New Roman" w:cs="Times New Roman"/>
+          <w:rFonts w:ascii="Times New Roman" w:hAnsi="Times New Roman"/>
+        </w:rPr>
+      </w:pPr>
+      <w:r>
+        <w:rPr>
+          <w:rFonts w:cs="Times New Roman" w:ascii="Times New Roman" w:hAnsi="Times New Roman"/>
           <w:b/>
           <w:bCs/>
           <w:sz w:val="22"/>
           <w:szCs w:val="22"/>
         </w:rPr>
-      </w:pPr>
+        <w:t>BÊN B: NGƯỜI</w:t>
+      </w:r>
       <w:r>
         <w:rPr>
           <w:rFonts w:cs="Times New Roman" w:ascii="Times New Roman" w:hAnsi="Times New Roman"/>
@@ -857,8 +732,9 @@
           <w:bCs/>
           <w:sz w:val="22"/>
           <w:szCs w:val="22"/>
-        </w:rPr>
-        <w:t>BÊN B: NGƯỜI</w:t>
+          <w:lang w:val="vi-VN"/>
+        </w:rPr>
+        <w:t xml:space="preserve"> LAO ĐỘNG</w:t>
       </w:r>
       <w:r>
         <w:rPr>
@@ -867,10 +743,20 @@
           <w:bCs/>
           <w:sz w:val="22"/>
           <w:szCs w:val="22"/>
-          <w:lang w:val="vi-VN"/>
-        </w:rPr>
-        <w:t xml:space="preserve"> LAO ĐỘNG</w:t>
-      </w:r>
+        </w:rPr>
+        <w:tab/>
+        <w:tab/>
+      </w:r>
+    </w:p>
+    <w:p>
+      <w:pPr>
+        <w:pStyle w:val="Normal"/>
+        <w:spacing w:lineRule="auto" w:line="288" w:before="120" w:after="120"/>
+        <w:jc w:val="both"/>
+        <w:rPr>
+          <w:rFonts w:ascii="Times New Roman" w:hAnsi="Times New Roman"/>
+        </w:rPr>
+      </w:pPr>
       <w:r>
         <w:rPr>
           <w:rFonts w:cs="Times New Roman" w:ascii="Times New Roman" w:hAnsi="Times New Roman"/>
@@ -879,24 +765,267 @@
           <w:sz w:val="22"/>
           <w:szCs w:val="22"/>
         </w:rPr>
-        <w:tab/>
-        <w:tab/>
-      </w:r>
-    </w:p>
-    <w:p>
-      <w:pPr>
-        <w:pStyle w:val="Normal"/>
-        <w:spacing w:lineRule="auto" w:line="288" w:before="120" w:after="120"/>
-        <w:jc w:val="both"/>
-        <w:rPr>
-          <w:rFonts w:ascii="Times New Roman" w:hAnsi="Times New Roman" w:cs="Times New Roman"/>
+        <w:t>Ông</w:t>
+      </w:r>
+      <w:r>
+        <w:rPr>
+          <w:rFonts w:cs="Times New Roman" w:ascii="Times New Roman" w:hAnsi="Times New Roman"/>
           <w:b/>
           <w:bCs/>
           <w:sz w:val="22"/>
           <w:szCs w:val="22"/>
           <w:lang w:val="vi-VN"/>
         </w:rPr>
-      </w:pPr>
+        <w:t>/Bà: ${employee_full_name}</w:t>
+      </w:r>
+    </w:p>
+    <w:p>
+      <w:pPr>
+        <w:pStyle w:val="Normal"/>
+        <w:tabs>
+          <w:tab w:val="clear" w:pos="720"/>
+          <w:tab w:val="left" w:pos="2268" w:leader="none"/>
+        </w:tabs>
+        <w:spacing w:lineRule="auto" w:line="288" w:before="120" w:after="120"/>
+        <w:jc w:val="both"/>
+        <w:rPr>
+          <w:rFonts w:ascii="Times New Roman" w:hAnsi="Times New Roman"/>
+        </w:rPr>
+      </w:pPr>
+      <w:r>
+        <w:rPr>
+          <w:rFonts w:cs="Times New Roman" w:ascii="Times New Roman" w:hAnsi="Times New Roman"/>
+          <w:sz w:val="22"/>
+          <w:szCs w:val="22"/>
+        </w:rPr>
+        <w:t>Quốc</w:t>
+      </w:r>
+      <w:r>
+        <w:rPr>
+          <w:rFonts w:cs="Times New Roman" w:ascii="Times New Roman" w:hAnsi="Times New Roman"/>
+          <w:sz w:val="22"/>
+          <w:szCs w:val="22"/>
+          <w:lang w:val="vi-VN"/>
+        </w:rPr>
+        <w:t xml:space="preserve"> tịch: Việt Nam</w:t>
+        <w:tab/>
+      </w:r>
+    </w:p>
+    <w:p>
+      <w:pPr>
+        <w:pStyle w:val="Normal"/>
+        <w:tabs>
+          <w:tab w:val="clear" w:pos="720"/>
+          <w:tab w:val="left" w:pos="2268" w:leader="none"/>
+        </w:tabs>
+        <w:spacing w:lineRule="auto" w:line="288" w:before="120" w:after="120"/>
+        <w:jc w:val="both"/>
+        <w:rPr>
+          <w:rFonts w:ascii="Times New Roman" w:hAnsi="Times New Roman"/>
+        </w:rPr>
+      </w:pPr>
+      <w:r>
+        <w:rPr>
+          <w:rFonts w:cs="Times New Roman" w:ascii="Times New Roman" w:hAnsi="Times New Roman"/>
+          <w:sz w:val="22"/>
+          <w:szCs w:val="22"/>
+        </w:rPr>
+        <w:t>Sinh</w:t>
+      </w:r>
+      <w:r>
+        <w:rPr>
+          <w:rFonts w:cs="Times New Roman" w:ascii="Times New Roman" w:hAnsi="Times New Roman"/>
+          <w:sz w:val="22"/>
+          <w:szCs w:val="22"/>
+          <w:lang w:val="vi-VN"/>
+        </w:rPr>
+        <w:t xml:space="preserve"> ngày: ${employee_birthday}</w:t>
+      </w:r>
+    </w:p>
+    <w:p>
+      <w:pPr>
+        <w:pStyle w:val="Normal"/>
+        <w:tabs>
+          <w:tab w:val="clear" w:pos="720"/>
+          <w:tab w:val="left" w:pos="2268" w:leader="none"/>
+        </w:tabs>
+        <w:spacing w:lineRule="auto" w:line="288" w:before="120" w:after="120"/>
+        <w:jc w:val="both"/>
+        <w:rPr>
+          <w:rFonts w:ascii="Times New Roman" w:hAnsi="Times New Roman"/>
+        </w:rPr>
+      </w:pPr>
+      <w:r>
+        <w:rPr>
+          <w:rFonts w:cs="Times New Roman" w:ascii="Times New Roman" w:hAnsi="Times New Roman"/>
+          <w:sz w:val="22"/>
+          <w:szCs w:val="22"/>
+          <w:lang w:val="vi-VN"/>
+        </w:rPr>
+        <w:t>Số CMTND/CCCD: ${employee_cccd}</w:t>
+      </w:r>
+    </w:p>
+    <w:p>
+      <w:pPr>
+        <w:pStyle w:val="Normal"/>
+        <w:tabs>
+          <w:tab w:val="clear" w:pos="720"/>
+          <w:tab w:val="left" w:pos="2268" w:leader="none"/>
+        </w:tabs>
+        <w:spacing w:lineRule="auto" w:line="288" w:before="120" w:after="120"/>
+        <w:jc w:val="both"/>
+        <w:rPr>
+          <w:rFonts w:ascii="Times New Roman" w:hAnsi="Times New Roman"/>
+        </w:rPr>
+      </w:pPr>
+      <w:r>
+        <w:rPr>
+          <w:rFonts w:cs="Times New Roman" w:ascii="Times New Roman" w:hAnsi="Times New Roman"/>
+          <w:sz w:val="22"/>
+          <w:szCs w:val="22"/>
+          <w:lang w:val="vi-VN"/>
+        </w:rPr>
+        <w:t>Ngày cấp: ${employee_cccd_issued_on}</w:t>
+      </w:r>
+    </w:p>
+    <w:p>
+      <w:pPr>
+        <w:pStyle w:val="Normal"/>
+        <w:tabs>
+          <w:tab w:val="clear" w:pos="720"/>
+          <w:tab w:val="left" w:pos="2268" w:leader="none"/>
+        </w:tabs>
+        <w:spacing w:lineRule="auto" w:line="288" w:before="120" w:after="120"/>
+        <w:jc w:val="both"/>
+        <w:rPr>
+          <w:rFonts w:ascii="Times New Roman" w:hAnsi="Times New Roman"/>
+        </w:rPr>
+      </w:pPr>
+      <w:r>
+        <w:rPr>
+          <w:rFonts w:cs="Times New Roman" w:ascii="Times New Roman" w:hAnsi="Times New Roman"/>
+          <w:sz w:val="22"/>
+          <w:szCs w:val="22"/>
+        </w:rPr>
+        <w:t>Nơi</w:t>
+      </w:r>
+      <w:r>
+        <w:rPr>
+          <w:rFonts w:cs="Times New Roman" w:ascii="Times New Roman" w:hAnsi="Times New Roman"/>
+          <w:sz w:val="22"/>
+          <w:szCs w:val="22"/>
+          <w:lang w:val="vi-VN"/>
+        </w:rPr>
+        <w:t xml:space="preserve"> cấp: ${employee_cccd_issued_by}</w:t>
+      </w:r>
+    </w:p>
+    <w:p>
+      <w:pPr>
+        <w:pStyle w:val="Normal"/>
+        <w:tabs>
+          <w:tab w:val="clear" w:pos="720"/>
+          <w:tab w:val="left" w:pos="2268" w:leader="none"/>
+        </w:tabs>
+        <w:spacing w:lineRule="auto" w:line="288" w:before="120" w:after="120"/>
+        <w:jc w:val="both"/>
+        <w:rPr>
+          <w:rFonts w:ascii="Times New Roman" w:hAnsi="Times New Roman"/>
+        </w:rPr>
+      </w:pPr>
+      <w:r>
+        <w:rPr>
+          <w:rFonts w:cs="Times New Roman" w:ascii="Times New Roman" w:hAnsi="Times New Roman"/>
+          <w:sz w:val="22"/>
+          <w:szCs w:val="22"/>
+        </w:rPr>
+        <w:t>Địa</w:t>
+      </w:r>
+      <w:r>
+        <w:rPr>
+          <w:rFonts w:cs="Times New Roman" w:ascii="Times New Roman" w:hAnsi="Times New Roman"/>
+          <w:sz w:val="22"/>
+          <w:szCs w:val="22"/>
+          <w:lang w:val="vi-VN"/>
+        </w:rPr>
+        <w:t xml:space="preserve"> chỉ thường trú: ${employee_address}</w:t>
+      </w:r>
+    </w:p>
+    <w:p>
+      <w:pPr>
+        <w:pStyle w:val="Normal"/>
+        <w:tabs>
+          <w:tab w:val="clear" w:pos="720"/>
+          <w:tab w:val="left" w:pos="2268" w:leader="none"/>
+        </w:tabs>
+        <w:spacing w:lineRule="auto" w:line="288" w:before="120" w:after="120"/>
+        <w:jc w:val="both"/>
+        <w:rPr>
+          <w:rFonts w:ascii="Times New Roman" w:hAnsi="Times New Roman"/>
+        </w:rPr>
+      </w:pPr>
+      <w:r>
+        <w:rPr>
+          <w:rFonts w:cs="Times New Roman" w:ascii="Times New Roman" w:hAnsi="Times New Roman"/>
+          <w:sz w:val="22"/>
+          <w:szCs w:val="22"/>
+          <w:lang w:val="vi-VN"/>
+        </w:rPr>
+        <w:t>Địa chỉ hiện tại: ${employee_temp_address}</w:t>
+      </w:r>
+    </w:p>
+    <w:p>
+      <w:pPr>
+        <w:pStyle w:val="Normal"/>
+        <w:tabs>
+          <w:tab w:val="clear" w:pos="720"/>
+          <w:tab w:val="left" w:pos="2268" w:leader="none"/>
+        </w:tabs>
+        <w:spacing w:lineRule="auto" w:line="288" w:before="120" w:after="120"/>
+        <w:jc w:val="both"/>
+        <w:rPr>
+          <w:rFonts w:ascii="Times New Roman" w:hAnsi="Times New Roman"/>
+        </w:rPr>
+      </w:pPr>
+      <w:r>
+        <w:rPr>
+          <w:rFonts w:cs="Times New Roman" w:ascii="Times New Roman" w:hAnsi="Times New Roman"/>
+          <w:sz w:val="22"/>
+          <w:szCs w:val="22"/>
+        </w:rPr>
+        <w:t>Số</w:t>
+      </w:r>
+      <w:r>
+        <w:rPr>
+          <w:rFonts w:cs="Times New Roman" w:ascii="Times New Roman" w:hAnsi="Times New Roman"/>
+          <w:sz w:val="22"/>
+          <w:szCs w:val="22"/>
+          <w:lang w:val="vi-VN"/>
+        </w:rPr>
+        <w:t xml:space="preserve"> điện thoại: ${employee_phone}</w:t>
+      </w:r>
+    </w:p>
+    <w:p>
+      <w:pPr>
+        <w:pStyle w:val="Normal"/>
+        <w:tabs>
+          <w:tab w:val="clear" w:pos="720"/>
+          <w:tab w:val="left" w:pos="2268" w:leader="none"/>
+        </w:tabs>
+        <w:spacing w:lineRule="auto" w:line="288" w:before="120" w:after="120"/>
+        <w:jc w:val="both"/>
+        <w:rPr>
+          <w:rFonts w:ascii="Times New Roman" w:hAnsi="Times New Roman"/>
+        </w:rPr>
+      </w:pPr>
+      <w:r>
+        <w:rPr>
+          <w:rFonts w:cs="Times New Roman" w:ascii="Times New Roman" w:hAnsi="Times New Roman"/>
+          <w:sz w:val="22"/>
+          <w:szCs w:val="22"/>
+          <w:lang w:val="vi-VN"/>
+        </w:rPr>
+        <w:t>Email cá nhân: ${employee_personal_email}</w:t>
+      </w:r>
       <w:r>
         <w:rPr>
           <w:rFonts w:cs="Times New Roman" w:ascii="Times New Roman" w:hAnsi="Times New Roman"/>
@@ -905,322 +1034,18 @@
           <w:sz w:val="22"/>
           <w:szCs w:val="22"/>
         </w:rPr>
-        <w:t>Ông</w:t>
-      </w:r>
-      <w:r>
-        <w:rPr>
-          <w:rFonts w:cs="Times New Roman" w:ascii="Times New Roman" w:hAnsi="Times New Roman"/>
-          <w:b/>
-          <w:bCs/>
-          <w:sz w:val="22"/>
-          <w:szCs w:val="22"/>
-          <w:lang w:val="vi-VN"/>
-        </w:rPr>
-        <w:t>/Bà: ${employee_full_name}</w:t>
+        <w:tab/>
+        <w:tab/>
+        <w:tab/>
       </w:r>
     </w:p>
     <w:p>
       <w:pPr>
         <w:pStyle w:val="Normal"/>
-        <w:tabs>
-          <w:tab w:val="clear" w:pos="720"/>
-          <w:tab w:val="left" w:pos="2268" w:leader="none"/>
-        </w:tabs>
-        <w:spacing w:lineRule="auto" w:line="288" w:before="120" w:after="120"/>
-        <w:jc w:val="both"/>
-        <w:rPr>
-          <w:rFonts w:ascii="Times New Roman" w:hAnsi="Times New Roman" w:cs="Times New Roman"/>
-          <w:sz w:val="22"/>
-          <w:szCs w:val="22"/>
-          <w:lang w:val="vi-VN"/>
-        </w:rPr>
-      </w:pPr>
-      <w:r>
-        <w:rPr>
-          <w:rFonts w:cs="Times New Roman" w:ascii="Times New Roman" w:hAnsi="Times New Roman"/>
-          <w:sz w:val="22"/>
-          <w:szCs w:val="22"/>
-        </w:rPr>
-        <w:t>Quốc</w:t>
-      </w:r>
-      <w:r>
-        <w:rPr>
-          <w:rFonts w:cs="Times New Roman" w:ascii="Times New Roman" w:hAnsi="Times New Roman"/>
-          <w:sz w:val="22"/>
-          <w:szCs w:val="22"/>
-          <w:lang w:val="vi-VN"/>
-        </w:rPr>
-        <w:t xml:space="preserve"> tịch: Việt Nam</w:t>
-        <w:tab/>
-      </w:r>
-    </w:p>
-    <w:p>
-      <w:pPr>
-        <w:pStyle w:val="Normal"/>
-        <w:tabs>
-          <w:tab w:val="clear" w:pos="720"/>
-          <w:tab w:val="left" w:pos="2268" w:leader="none"/>
-        </w:tabs>
-        <w:spacing w:lineRule="auto" w:line="288" w:before="120" w:after="120"/>
-        <w:jc w:val="both"/>
-        <w:rPr>
-          <w:rFonts w:ascii="Times New Roman" w:hAnsi="Times New Roman" w:cs="Times New Roman"/>
-          <w:sz w:val="22"/>
-          <w:szCs w:val="22"/>
-          <w:lang w:val="vi-VN"/>
-        </w:rPr>
-      </w:pPr>
-      <w:r>
-        <w:rPr>
-          <w:rFonts w:cs="Times New Roman" w:ascii="Times New Roman" w:hAnsi="Times New Roman"/>
-          <w:sz w:val="22"/>
-          <w:szCs w:val="22"/>
-        </w:rPr>
-        <w:t>Sinh</w:t>
-      </w:r>
-      <w:r>
-        <w:rPr>
-          <w:rFonts w:cs="Times New Roman" w:ascii="Times New Roman" w:hAnsi="Times New Roman"/>
-          <w:sz w:val="22"/>
-          <w:szCs w:val="22"/>
-          <w:lang w:val="vi-VN"/>
-        </w:rPr>
-        <w:t xml:space="preserve"> ngày: ${employee_birthday}</w:t>
-      </w:r>
-    </w:p>
-    <w:p>
-      <w:pPr>
-        <w:pStyle w:val="Normal"/>
-        <w:tabs>
-          <w:tab w:val="clear" w:pos="720"/>
-          <w:tab w:val="left" w:pos="2268" w:leader="none"/>
-        </w:tabs>
-        <w:spacing w:lineRule="auto" w:line="288" w:before="120" w:after="120"/>
-        <w:jc w:val="both"/>
-        <w:rPr>
-          <w:rFonts w:ascii="Times New Roman" w:hAnsi="Times New Roman" w:cs="Times New Roman"/>
-          <w:sz w:val="22"/>
-          <w:szCs w:val="22"/>
-          <w:lang w:val="vi-VN"/>
-        </w:rPr>
-      </w:pPr>
-      <w:r>
-        <w:rPr>
-          <w:rFonts w:cs="Times New Roman" w:ascii="Times New Roman" w:hAnsi="Times New Roman"/>
-          <w:sz w:val="22"/>
-          <w:szCs w:val="22"/>
-          <w:lang w:val="vi-VN"/>
-        </w:rPr>
-        <w:t>Số CMTND/CCCD: ${employee_cccd}</w:t>
-      </w:r>
-    </w:p>
-    <w:p>
-      <w:pPr>
-        <w:pStyle w:val="Normal"/>
-        <w:tabs>
-          <w:tab w:val="clear" w:pos="720"/>
-          <w:tab w:val="left" w:pos="2268" w:leader="none"/>
-        </w:tabs>
-        <w:spacing w:lineRule="auto" w:line="288" w:before="120" w:after="120"/>
-        <w:jc w:val="both"/>
-        <w:rPr>
-          <w:rFonts w:ascii="Times New Roman" w:hAnsi="Times New Roman" w:cs="Times New Roman"/>
-          <w:sz w:val="22"/>
-          <w:szCs w:val="22"/>
-          <w:lang w:val="vi-VN"/>
-        </w:rPr>
-      </w:pPr>
-      <w:r>
-        <w:rPr>
-          <w:rFonts w:cs="Times New Roman" w:ascii="Times New Roman" w:hAnsi="Times New Roman"/>
-          <w:sz w:val="22"/>
-          <w:szCs w:val="22"/>
-          <w:lang w:val="vi-VN"/>
-        </w:rPr>
-        <w:t>Ngày cấp: ${employee_cccd_issued_on}</w:t>
-      </w:r>
-    </w:p>
-    <w:p>
-      <w:pPr>
-        <w:pStyle w:val="Normal"/>
-        <w:tabs>
-          <w:tab w:val="clear" w:pos="720"/>
-          <w:tab w:val="left" w:pos="2268" w:leader="none"/>
-        </w:tabs>
-        <w:spacing w:lineRule="auto" w:line="288" w:before="120" w:after="120"/>
-        <w:jc w:val="both"/>
-        <w:rPr>
-          <w:rFonts w:ascii="Times New Roman" w:hAnsi="Times New Roman" w:cs="Times New Roman"/>
-          <w:sz w:val="22"/>
-          <w:szCs w:val="22"/>
-          <w:lang w:val="vi-VN"/>
-        </w:rPr>
-      </w:pPr>
-      <w:r>
-        <w:rPr>
-          <w:rFonts w:cs="Times New Roman" w:ascii="Times New Roman" w:hAnsi="Times New Roman"/>
-          <w:sz w:val="22"/>
-          <w:szCs w:val="22"/>
-        </w:rPr>
-        <w:t>Nơi</w:t>
-      </w:r>
-      <w:r>
-        <w:rPr>
-          <w:rFonts w:cs="Times New Roman" w:ascii="Times New Roman" w:hAnsi="Times New Roman"/>
-          <w:sz w:val="22"/>
-          <w:szCs w:val="22"/>
-          <w:lang w:val="vi-VN"/>
-        </w:rPr>
-        <w:t xml:space="preserve"> cấp: ${employee_cccd_issued_by}</w:t>
-      </w:r>
-    </w:p>
-    <w:p>
-      <w:pPr>
-        <w:pStyle w:val="Normal"/>
-        <w:tabs>
-          <w:tab w:val="clear" w:pos="720"/>
-          <w:tab w:val="left" w:pos="2268" w:leader="none"/>
-        </w:tabs>
-        <w:spacing w:lineRule="auto" w:line="288" w:before="120" w:after="120"/>
-        <w:jc w:val="both"/>
-        <w:rPr>
-          <w:rFonts w:ascii="Times New Roman" w:hAnsi="Times New Roman" w:cs="Times New Roman"/>
-          <w:sz w:val="22"/>
-          <w:szCs w:val="22"/>
-          <w:lang w:val="vi-VN"/>
-        </w:rPr>
-      </w:pPr>
-      <w:r>
-        <w:rPr>
-          <w:rFonts w:cs="Times New Roman" w:ascii="Times New Roman" w:hAnsi="Times New Roman"/>
-          <w:sz w:val="22"/>
-          <w:szCs w:val="22"/>
-        </w:rPr>
-        <w:t>Địa</w:t>
-      </w:r>
-      <w:r>
-        <w:rPr>
-          <w:rFonts w:cs="Times New Roman" w:ascii="Times New Roman" w:hAnsi="Times New Roman"/>
-          <w:sz w:val="22"/>
-          <w:szCs w:val="22"/>
-          <w:lang w:val="vi-VN"/>
-        </w:rPr>
-        <w:t xml:space="preserve"> chỉ thường trú: ${employee_address}</w:t>
-      </w:r>
-    </w:p>
-    <w:p>
-      <w:pPr>
-        <w:pStyle w:val="Normal"/>
-        <w:tabs>
-          <w:tab w:val="clear" w:pos="720"/>
-          <w:tab w:val="left" w:pos="2268" w:leader="none"/>
-        </w:tabs>
-        <w:spacing w:lineRule="auto" w:line="288" w:before="120" w:after="120"/>
-        <w:jc w:val="both"/>
-        <w:rPr>
-          <w:rFonts w:ascii="Times New Roman" w:hAnsi="Times New Roman" w:cs="Times New Roman"/>
-          <w:sz w:val="22"/>
-          <w:szCs w:val="22"/>
-          <w:lang w:val="vi-VN"/>
-        </w:rPr>
-      </w:pPr>
-      <w:r>
-        <w:rPr>
-          <w:rFonts w:cs="Times New Roman" w:ascii="Times New Roman" w:hAnsi="Times New Roman"/>
-          <w:sz w:val="22"/>
-          <w:szCs w:val="22"/>
-          <w:lang w:val="vi-VN"/>
-        </w:rPr>
-        <w:t>Địa chỉ hiện tại: ${employee_temp_address}</w:t>
-      </w:r>
-    </w:p>
-    <w:p>
-      <w:pPr>
-        <w:pStyle w:val="Normal"/>
-        <w:tabs>
-          <w:tab w:val="clear" w:pos="720"/>
-          <w:tab w:val="left" w:pos="2268" w:leader="none"/>
-        </w:tabs>
-        <w:spacing w:lineRule="auto" w:line="288" w:before="120" w:after="120"/>
-        <w:jc w:val="both"/>
-        <w:rPr>
-          <w:rFonts w:ascii="Times New Roman" w:hAnsi="Times New Roman" w:cs="Times New Roman"/>
-          <w:sz w:val="22"/>
-          <w:szCs w:val="22"/>
-          <w:lang w:val="vi-VN"/>
-        </w:rPr>
-      </w:pPr>
-      <w:r>
-        <w:rPr>
-          <w:rFonts w:cs="Times New Roman" w:ascii="Times New Roman" w:hAnsi="Times New Roman"/>
-          <w:sz w:val="22"/>
-          <w:szCs w:val="22"/>
-        </w:rPr>
-        <w:t>Số</w:t>
-      </w:r>
-      <w:r>
-        <w:rPr>
-          <w:rFonts w:cs="Times New Roman" w:ascii="Times New Roman" w:hAnsi="Times New Roman"/>
-          <w:sz w:val="22"/>
-          <w:szCs w:val="22"/>
-          <w:lang w:val="vi-VN"/>
-        </w:rPr>
-        <w:t xml:space="preserve"> điện thoại: ${employee_phone}</w:t>
-      </w:r>
-    </w:p>
-    <w:p>
-      <w:pPr>
-        <w:pStyle w:val="Normal"/>
-        <w:tabs>
-          <w:tab w:val="clear" w:pos="720"/>
-          <w:tab w:val="left" w:pos="2268" w:leader="none"/>
-        </w:tabs>
-        <w:spacing w:lineRule="auto" w:line="288" w:before="120" w:after="120"/>
-        <w:jc w:val="both"/>
-        <w:rPr>
-          <w:rFonts w:ascii="Times New Roman" w:hAnsi="Times New Roman" w:cs="Times New Roman"/>
-          <w:i/>
-          <w:i/>
-          <w:iCs/>
-          <w:sz w:val="22"/>
-          <w:szCs w:val="22"/>
-          <w:lang w:val="vi-VN"/>
-        </w:rPr>
-      </w:pPr>
-      <w:r>
-        <w:rPr>
-          <w:rFonts w:cs="Times New Roman" w:ascii="Times New Roman" w:hAnsi="Times New Roman"/>
-          <w:sz w:val="22"/>
-          <w:szCs w:val="22"/>
-          <w:lang w:val="vi-VN"/>
-        </w:rPr>
-        <w:t>Email cá nhân: ${employee_personal_email}</w:t>
-      </w:r>
-      <w:r>
-        <w:rPr>
-          <w:rFonts w:cs="Times New Roman" w:ascii="Times New Roman" w:hAnsi="Times New Roman"/>
-          <w:b/>
-          <w:bCs/>
-          <w:sz w:val="22"/>
-          <w:szCs w:val="22"/>
-        </w:rPr>
-        <w:tab/>
-        <w:tab/>
-        <w:tab/>
-      </w:r>
-    </w:p>
-    <w:p>
-      <w:pPr>
-        <w:pStyle w:val="Normal"/>
-        <w:spacing w:lineRule="auto" w:line="288" w:before="120" w:after="120"/>
-        <w:jc w:val="both"/>
-        <w:rPr>
-          <w:rFonts w:ascii="Times New Roman" w:hAnsi="Times New Roman" w:cs="Times New Roman"/>
-          <w:i/>
-          <w:i/>
-          <w:iCs/>
-          <w:sz w:val="22"/>
-          <w:szCs w:val="22"/>
+        <w:spacing w:lineRule="auto" w:line="288" w:before="120" w:after="120"/>
+        <w:jc w:val="both"/>
+        <w:rPr>
+          <w:rFonts w:ascii="Times New Roman" w:hAnsi="Times New Roman"/>
         </w:rPr>
       </w:pPr>
       <w:r>
@@ -1265,9 +1090,7 @@
         <w:spacing w:lineRule="auto" w:line="288" w:before="120" w:after="120"/>
         <w:jc w:val="both"/>
         <w:rPr>
-          <w:rFonts w:ascii="Times New Roman" w:hAnsi="Times New Roman" w:cs="Times New Roman"/>
-          <w:sz w:val="22"/>
-          <w:szCs w:val="22"/>
+          <w:rFonts w:ascii="Times New Roman" w:hAnsi="Times New Roman"/>
         </w:rPr>
       </w:pPr>
       <w:r>
@@ -1288,9 +1111,7 @@
         <w:spacing w:lineRule="auto" w:line="288" w:before="120" w:after="120"/>
         <w:jc w:val="both"/>
         <w:rPr>
-          <w:rFonts w:ascii="Times New Roman" w:hAnsi="Times New Roman" w:cs="Times New Roman"/>
-          <w:sz w:val="22"/>
-          <w:szCs w:val="22"/>
+          <w:rFonts w:ascii="Times New Roman" w:hAnsi="Times New Roman"/>
         </w:rPr>
       </w:pPr>
       <w:r>
@@ -1347,11 +1168,7 @@
         <w:spacing w:lineRule="auto" w:line="288" w:before="120" w:after="120"/>
         <w:jc w:val="both"/>
         <w:rPr>
-          <w:rFonts w:ascii="Times New Roman" w:hAnsi="Times New Roman" w:cs="Times New Roman"/>
-          <w:b/>
-          <w:bCs/>
-          <w:sz w:val="22"/>
-          <w:szCs w:val="22"/>
+          <w:rFonts w:ascii="Times New Roman" w:hAnsi="Times New Roman"/>
         </w:rPr>
       </w:pPr>
       <w:r>
@@ -1406,12 +1223,12 @@
         <w:contextualSpacing/>
         <w:jc w:val="both"/>
         <w:rPr>
-          <w:sz w:val="22"/>
-          <w:szCs w:val="22"/>
-        </w:rPr>
-      </w:pPr>
-      <w:r>
-        <w:rPr>
+          <w:rFonts w:ascii="Times New Roman" w:hAnsi="Times New Roman"/>
+        </w:rPr>
+      </w:pPr>
+      <w:r>
+        <w:rPr>
+          <w:rFonts w:ascii="Times New Roman" w:hAnsi="Times New Roman"/>
           <w:sz w:val="22"/>
           <w:szCs w:val="22"/>
         </w:rPr>
@@ -1434,12 +1251,12 @@
         <w:contextualSpacing/>
         <w:jc w:val="both"/>
         <w:rPr>
-          <w:sz w:val="22"/>
-          <w:szCs w:val="22"/>
-        </w:rPr>
-      </w:pPr>
-      <w:r>
-        <w:rPr>
+          <w:rFonts w:ascii="Times New Roman" w:hAnsi="Times New Roman"/>
+        </w:rPr>
+      </w:pPr>
+      <w:r>
+        <w:rPr>
+          <w:rFonts w:ascii="Times New Roman" w:hAnsi="Times New Roman"/>
           <w:sz w:val="22"/>
           <w:szCs w:val="22"/>
         </w:rPr>
@@ -1462,12 +1279,12 @@
         <w:contextualSpacing/>
         <w:jc w:val="both"/>
         <w:rPr>
-          <w:sz w:val="22"/>
-          <w:szCs w:val="22"/>
-        </w:rPr>
-      </w:pPr>
-      <w:r>
-        <w:rPr>
+          <w:rFonts w:ascii="Times New Roman" w:hAnsi="Times New Roman"/>
+        </w:rPr>
+      </w:pPr>
+      <w:r>
+        <w:rPr>
+          <w:rFonts w:ascii="Times New Roman" w:hAnsi="Times New Roman"/>
           <w:sz w:val="22"/>
           <w:szCs w:val="22"/>
         </w:rPr>
@@ -1475,6 +1292,7 @@
       </w:r>
       <w:r>
         <w:rPr>
+          <w:rFonts w:ascii="Times New Roman" w:hAnsi="Times New Roman"/>
           <w:sz w:val="22"/>
           <w:szCs w:val="22"/>
           <w:lang w:val="vi-VN"/>
@@ -1483,6 +1301,7 @@
       </w:r>
       <w:r>
         <w:rPr>
+          <w:rFonts w:ascii="Times New Roman" w:hAnsi="Times New Roman"/>
           <w:sz w:val="22"/>
           <w:szCs w:val="22"/>
         </w:rPr>
@@ -1500,10 +1319,13 @@
         <w:ind w:hanging="283" w:start="567"/>
         <w:contextualSpacing/>
         <w:jc w:val="both"/>
-        <w:rPr/>
-      </w:pPr>
-      <w:r>
-        <w:rPr>
+        <w:rPr>
+          <w:rFonts w:ascii="Times New Roman" w:hAnsi="Times New Roman"/>
+        </w:rPr>
+      </w:pPr>
+      <w:r>
+        <w:rPr>
+          <w:rFonts w:ascii="Times New Roman" w:hAnsi="Times New Roman"/>
           <w:sz w:val="22"/>
           <w:szCs w:val="22"/>
         </w:rPr>
@@ -1526,12 +1348,12 @@
         <w:contextualSpacing/>
         <w:jc w:val="both"/>
         <w:rPr>
-          <w:sz w:val="22"/>
-          <w:szCs w:val="22"/>
-        </w:rPr>
-      </w:pPr>
-      <w:r>
-        <w:rPr>
+          <w:rFonts w:ascii="Times New Roman" w:hAnsi="Times New Roman"/>
+        </w:rPr>
+      </w:pPr>
+      <w:r>
+        <w:rPr>
+          <w:rFonts w:ascii="Times New Roman" w:hAnsi="Times New Roman"/>
           <w:sz w:val="22"/>
           <w:szCs w:val="22"/>
         </w:rPr>
@@ -1539,6 +1361,7 @@
       </w:r>
       <w:r>
         <w:rPr>
+          <w:rFonts w:ascii="Times New Roman" w:hAnsi="Times New Roman"/>
           <w:sz w:val="22"/>
           <w:szCs w:val="22"/>
           <w:lang w:val="vi-VN"/>
@@ -1547,6 +1370,7 @@
       </w:r>
       <w:r>
         <w:rPr>
+          <w:rFonts w:ascii="Times New Roman" w:hAnsi="Times New Roman"/>
           <w:sz w:val="22"/>
           <w:szCs w:val="22"/>
         </w:rPr>
@@ -1554,6 +1378,7 @@
       </w:r>
       <w:r>
         <w:rPr>
+          <w:rFonts w:ascii="Times New Roman" w:hAnsi="Times New Roman"/>
           <w:sz w:val="22"/>
           <w:szCs w:val="22"/>
           <w:lang w:val="vi-VN"/>
@@ -1562,6 +1387,7 @@
       </w:r>
       <w:r>
         <w:rPr>
+          <w:rFonts w:ascii="Times New Roman" w:hAnsi="Times New Roman"/>
           <w:sz w:val="22"/>
           <w:szCs w:val="22"/>
         </w:rPr>
@@ -1574,11 +1400,7 @@
         <w:spacing w:lineRule="auto" w:line="288" w:before="120" w:after="120"/>
         <w:jc w:val="both"/>
         <w:rPr>
-          <w:rFonts w:ascii="Times New Roman" w:hAnsi="Times New Roman" w:cs="Times New Roman"/>
-          <w:b/>
-          <w:bCs/>
-          <w:sz w:val="22"/>
-          <w:szCs w:val="22"/>
+          <w:rFonts w:ascii="Times New Roman" w:hAnsi="Times New Roman"/>
         </w:rPr>
       </w:pPr>
       <w:r>
@@ -1613,12 +1435,12 @@
         <w:contextualSpacing/>
         <w:jc w:val="both"/>
         <w:rPr>
-          <w:sz w:val="22"/>
-          <w:szCs w:val="22"/>
-        </w:rPr>
-      </w:pPr>
-      <w:r>
-        <w:rPr>
+          <w:rFonts w:ascii="Times New Roman" w:hAnsi="Times New Roman"/>
+        </w:rPr>
+      </w:pPr>
+      <w:r>
+        <w:rPr>
+          <w:rFonts w:ascii="Times New Roman" w:hAnsi="Times New Roman"/>
           <w:sz w:val="22"/>
           <w:szCs w:val="22"/>
         </w:rPr>
@@ -1637,12 +1459,12 @@
         <w:contextualSpacing/>
         <w:jc w:val="both"/>
         <w:rPr>
-          <w:sz w:val="22"/>
-          <w:szCs w:val="22"/>
-        </w:rPr>
-      </w:pPr>
-      <w:r>
-        <w:rPr>
+          <w:rFonts w:ascii="Times New Roman" w:hAnsi="Times New Roman"/>
+        </w:rPr>
+      </w:pPr>
+      <w:r>
+        <w:rPr>
+          <w:rFonts w:ascii="Times New Roman" w:hAnsi="Times New Roman"/>
           <w:sz w:val="22"/>
           <w:szCs w:val="22"/>
         </w:rPr>
@@ -1661,12 +1483,12 @@
         <w:contextualSpacing/>
         <w:jc w:val="both"/>
         <w:rPr>
-          <w:sz w:val="22"/>
-          <w:szCs w:val="22"/>
-        </w:rPr>
-      </w:pPr>
-      <w:r>
-        <w:rPr>
+          <w:rFonts w:ascii="Times New Roman" w:hAnsi="Times New Roman"/>
+        </w:rPr>
+      </w:pPr>
+      <w:r>
+        <w:rPr>
+          <w:rFonts w:ascii="Times New Roman" w:hAnsi="Times New Roman"/>
           <w:sz w:val="22"/>
           <w:szCs w:val="22"/>
         </w:rPr>
@@ -1679,21 +1501,17 @@
         <w:spacing w:lineRule="auto" w:line="288" w:before="120" w:after="120"/>
         <w:jc w:val="both"/>
         <w:rPr>
-          <w:rFonts w:ascii="Times New Roman" w:hAnsi="Times New Roman" w:cs="Times New Roman"/>
+          <w:rFonts w:ascii="Times New Roman" w:hAnsi="Times New Roman"/>
+        </w:rPr>
+      </w:pPr>
+      <w:r>
+        <w:rPr>
+          <w:rFonts w:cs="Times New Roman" w:ascii="Times New Roman" w:hAnsi="Times New Roman"/>
           <w:b/>
           <w:bCs/>
           <w:sz w:val="22"/>
           <w:szCs w:val="22"/>
         </w:rPr>
-      </w:pPr>
-      <w:r>
-        <w:rPr>
-          <w:rFonts w:cs="Times New Roman" w:ascii="Times New Roman" w:hAnsi="Times New Roman"/>
-          <w:b/>
-          <w:bCs/>
-          <w:sz w:val="22"/>
-          <w:szCs w:val="22"/>
-        </w:rPr>
         <w:t>Điều 3: Quyền lợi và nghĩa vụ của Người lao động</w:t>
         <w:tab/>
         <w:tab/>
@@ -1708,11 +1526,7 @@
         <w:spacing w:lineRule="auto" w:line="288" w:before="120" w:after="120"/>
         <w:jc w:val="both"/>
         <w:rPr>
-          <w:rFonts w:ascii="Times New Roman" w:hAnsi="Times New Roman" w:cs="Times New Roman"/>
-          <w:b/>
-          <w:bCs/>
-          <w:sz w:val="22"/>
-          <w:szCs w:val="22"/>
+          <w:rFonts w:ascii="Times New Roman" w:hAnsi="Times New Roman"/>
         </w:rPr>
       </w:pPr>
       <w:r>
@@ -1754,12 +1568,12 @@
         <w:contextualSpacing/>
         <w:jc w:val="both"/>
         <w:rPr>
-          <w:sz w:val="22"/>
-          <w:szCs w:val="22"/>
-        </w:rPr>
-      </w:pPr>
-      <w:r>
-        <w:rPr>
+          <w:rFonts w:ascii="Times New Roman" w:hAnsi="Times New Roman"/>
+        </w:rPr>
+      </w:pPr>
+      <w:r>
+        <w:rPr>
+          <w:rFonts w:ascii="Times New Roman" w:hAnsi="Times New Roman"/>
           <w:sz w:val="22"/>
           <w:szCs w:val="22"/>
         </w:rPr>
@@ -1778,12 +1592,12 @@
         <w:contextualSpacing/>
         <w:jc w:val="both"/>
         <w:rPr>
-          <w:sz w:val="22"/>
-          <w:szCs w:val="22"/>
-        </w:rPr>
-      </w:pPr>
-      <w:r>
-        <w:rPr>
+          <w:rFonts w:ascii="Times New Roman" w:hAnsi="Times New Roman"/>
+        </w:rPr>
+      </w:pPr>
+      <w:r>
+        <w:rPr>
+          <w:rFonts w:ascii="Times New Roman" w:hAnsi="Times New Roman"/>
           <w:sz w:val="22"/>
           <w:szCs w:val="22"/>
         </w:rPr>
@@ -1791,6 +1605,7 @@
       </w:r>
       <w:r>
         <w:rPr>
+          <w:rFonts w:ascii="Times New Roman" w:hAnsi="Times New Roman"/>
           <w:sz w:val="22"/>
           <w:szCs w:val="22"/>
           <w:lang w:val="vi-VN"/>
@@ -1799,6 +1614,7 @@
       </w:r>
       <w:r>
         <w:rPr>
+          <w:rFonts w:ascii="Times New Roman" w:hAnsi="Times New Roman"/>
           <w:sz w:val="22"/>
           <w:szCs w:val="22"/>
         </w:rPr>
@@ -1817,12 +1633,12 @@
         <w:contextualSpacing/>
         <w:jc w:val="both"/>
         <w:rPr>
-          <w:sz w:val="22"/>
-          <w:szCs w:val="22"/>
-        </w:rPr>
-      </w:pPr>
-      <w:r>
-        <w:rPr>
+          <w:rFonts w:ascii="Times New Roman" w:hAnsi="Times New Roman"/>
+        </w:rPr>
+      </w:pPr>
+      <w:r>
+        <w:rPr>
+          <w:rFonts w:ascii="Times New Roman" w:hAnsi="Times New Roman"/>
           <w:sz w:val="22"/>
           <w:szCs w:val="22"/>
         </w:rPr>
@@ -1841,12 +1657,12 @@
         <w:contextualSpacing/>
         <w:jc w:val="both"/>
         <w:rPr>
-          <w:sz w:val="22"/>
-          <w:szCs w:val="22"/>
-        </w:rPr>
-      </w:pPr>
-      <w:r>
-        <w:rPr>
+          <w:rFonts w:ascii="Times New Roman" w:hAnsi="Times New Roman"/>
+        </w:rPr>
+      </w:pPr>
+      <w:r>
+        <w:rPr>
+          <w:rFonts w:ascii="Times New Roman" w:hAnsi="Times New Roman"/>
           <w:sz w:val="22"/>
           <w:szCs w:val="22"/>
         </w:rPr>
@@ -1865,12 +1681,12 @@
         <w:contextualSpacing/>
         <w:jc w:val="both"/>
         <w:rPr>
-          <w:sz w:val="22"/>
-          <w:szCs w:val="22"/>
-        </w:rPr>
-      </w:pPr>
-      <w:r>
-        <w:rPr>
+          <w:rFonts w:ascii="Times New Roman" w:hAnsi="Times New Roman"/>
+        </w:rPr>
+      </w:pPr>
+      <w:r>
+        <w:rPr>
+          <w:rFonts w:ascii="Times New Roman" w:hAnsi="Times New Roman"/>
           <w:sz w:val="22"/>
           <w:szCs w:val="22"/>
         </w:rPr>
@@ -1889,12 +1705,12 @@
         <w:contextualSpacing/>
         <w:jc w:val="both"/>
         <w:rPr>
-          <w:sz w:val="22"/>
-          <w:szCs w:val="22"/>
-        </w:rPr>
-      </w:pPr>
-      <w:r>
-        <w:rPr>
+          <w:rFonts w:ascii="Times New Roman" w:hAnsi="Times New Roman"/>
+        </w:rPr>
+      </w:pPr>
+      <w:r>
+        <w:rPr>
+          <w:rFonts w:ascii="Times New Roman" w:hAnsi="Times New Roman"/>
           <w:sz w:val="22"/>
           <w:szCs w:val="22"/>
         </w:rPr>
@@ -1913,12 +1729,12 @@
         <w:contextualSpacing/>
         <w:jc w:val="both"/>
         <w:rPr>
-          <w:sz w:val="22"/>
-          <w:szCs w:val="22"/>
-        </w:rPr>
-      </w:pPr>
-      <w:r>
-        <w:rPr>
+          <w:rFonts w:ascii="Times New Roman" w:hAnsi="Times New Roman"/>
+        </w:rPr>
+      </w:pPr>
+      <w:r>
+        <w:rPr>
+          <w:rFonts w:ascii="Times New Roman" w:hAnsi="Times New Roman"/>
           <w:sz w:val="22"/>
           <w:szCs w:val="22"/>
         </w:rPr>
@@ -1938,12 +1754,12 @@
         <w:contextualSpacing/>
         <w:jc w:val="both"/>
         <w:rPr>
-          <w:sz w:val="22"/>
-          <w:szCs w:val="22"/>
-        </w:rPr>
-      </w:pPr>
-      <w:r>
-        <w:rPr>
+          <w:rFonts w:ascii="Times New Roman" w:hAnsi="Times New Roman"/>
+        </w:rPr>
+      </w:pPr>
+      <w:r>
+        <w:rPr>
+          <w:rFonts w:ascii="Times New Roman" w:hAnsi="Times New Roman"/>
           <w:sz w:val="22"/>
           <w:szCs w:val="22"/>
         </w:rPr>
@@ -1956,11 +1772,7 @@
         <w:spacing w:lineRule="auto" w:line="288" w:before="120" w:after="120"/>
         <w:jc w:val="both"/>
         <w:rPr>
-          <w:rFonts w:ascii="Times New Roman" w:hAnsi="Times New Roman" w:cs="Times New Roman"/>
-          <w:b/>
-          <w:bCs/>
-          <w:sz w:val="22"/>
-          <w:szCs w:val="22"/>
+          <w:rFonts w:ascii="Times New Roman" w:hAnsi="Times New Roman"/>
         </w:rPr>
       </w:pPr>
       <w:r>
@@ -2002,12 +1814,12 @@
         <w:contextualSpacing/>
         <w:jc w:val="both"/>
         <w:rPr>
-          <w:sz w:val="22"/>
-          <w:szCs w:val="22"/>
-        </w:rPr>
-      </w:pPr>
-      <w:r>
-        <w:rPr>
+          <w:rFonts w:ascii="Times New Roman" w:hAnsi="Times New Roman"/>
+        </w:rPr>
+      </w:pPr>
+      <w:r>
+        <w:rPr>
+          <w:rFonts w:ascii="Times New Roman" w:hAnsi="Times New Roman"/>
           <w:sz w:val="22"/>
           <w:szCs w:val="22"/>
         </w:rPr>
@@ -2015,6 +1827,7 @@
       </w:r>
       <w:r>
         <w:rPr>
+          <w:rFonts w:ascii="Times New Roman" w:hAnsi="Times New Roman"/>
           <w:sz w:val="22"/>
           <w:szCs w:val="22"/>
           <w:lang w:val="vi-VN"/>
@@ -2023,6 +1836,7 @@
       </w:r>
       <w:r>
         <w:rPr>
+          <w:rFonts w:ascii="Times New Roman" w:hAnsi="Times New Roman"/>
           <w:sz w:val="22"/>
           <w:szCs w:val="22"/>
         </w:rPr>
@@ -2041,12 +1855,12 @@
         <w:contextualSpacing/>
         <w:jc w:val="both"/>
         <w:rPr>
-          <w:sz w:val="22"/>
-          <w:szCs w:val="22"/>
-        </w:rPr>
-      </w:pPr>
-      <w:r>
-        <w:rPr>
+          <w:rFonts w:ascii="Times New Roman" w:hAnsi="Times New Roman"/>
+        </w:rPr>
+      </w:pPr>
+      <w:r>
+        <w:rPr>
+          <w:rFonts w:ascii="Times New Roman" w:hAnsi="Times New Roman"/>
           <w:sz w:val="22"/>
           <w:szCs w:val="22"/>
         </w:rPr>
@@ -2054,6 +1868,7 @@
       </w:r>
       <w:r>
         <w:rPr>
+          <w:rFonts w:ascii="Times New Roman" w:hAnsi="Times New Roman"/>
           <w:sz w:val="22"/>
           <w:szCs w:val="22"/>
           <w:lang w:val="vi-VN"/>
@@ -2062,6 +1877,7 @@
       </w:r>
       <w:r>
         <w:rPr>
+          <w:rFonts w:ascii="Times New Roman" w:hAnsi="Times New Roman"/>
           <w:sz w:val="22"/>
           <w:szCs w:val="22"/>
         </w:rPr>
@@ -2069,6 +1885,7 @@
       </w:r>
       <w:r>
         <w:rPr>
+          <w:rFonts w:ascii="Times New Roman" w:hAnsi="Times New Roman"/>
           <w:sz w:val="22"/>
           <w:szCs w:val="22"/>
           <w:lang w:val="vi-VN"/>
@@ -2077,6 +1894,7 @@
       </w:r>
       <w:r>
         <w:rPr>
+          <w:rFonts w:ascii="Times New Roman" w:hAnsi="Times New Roman"/>
           <w:sz w:val="22"/>
           <w:szCs w:val="22"/>
         </w:rPr>
@@ -2084,6 +1902,7 @@
       </w:r>
       <w:r>
         <w:rPr>
+          <w:rFonts w:ascii="Times New Roman" w:hAnsi="Times New Roman"/>
           <w:sz w:val="22"/>
           <w:szCs w:val="22"/>
           <w:lang w:val="vi-VN"/>
@@ -2092,6 +1911,7 @@
       </w:r>
       <w:r>
         <w:rPr>
+          <w:rFonts w:ascii="Times New Roman" w:hAnsi="Times New Roman"/>
           <w:sz w:val="22"/>
           <w:szCs w:val="22"/>
         </w:rPr>
@@ -2110,12 +1930,12 @@
         <w:contextualSpacing/>
         <w:jc w:val="both"/>
         <w:rPr>
-          <w:sz w:val="22"/>
-          <w:szCs w:val="22"/>
-        </w:rPr>
-      </w:pPr>
-      <w:r>
-        <w:rPr>
+          <w:rFonts w:ascii="Times New Roman" w:hAnsi="Times New Roman"/>
+        </w:rPr>
+      </w:pPr>
+      <w:r>
+        <w:rPr>
+          <w:rFonts w:ascii="Times New Roman" w:hAnsi="Times New Roman"/>
           <w:sz w:val="22"/>
           <w:szCs w:val="22"/>
         </w:rPr>
@@ -2134,12 +1954,12 @@
         <w:contextualSpacing/>
         <w:jc w:val="both"/>
         <w:rPr>
-          <w:sz w:val="22"/>
-          <w:szCs w:val="22"/>
-        </w:rPr>
-      </w:pPr>
-      <w:r>
-        <w:rPr>
+          <w:rFonts w:ascii="Times New Roman" w:hAnsi="Times New Roman"/>
+        </w:rPr>
+      </w:pPr>
+      <w:r>
+        <w:rPr>
+          <w:rFonts w:ascii="Times New Roman" w:hAnsi="Times New Roman"/>
           <w:sz w:val="22"/>
           <w:szCs w:val="22"/>
         </w:rPr>
@@ -2158,12 +1978,12 @@
         <w:contextualSpacing/>
         <w:jc w:val="both"/>
         <w:rPr>
-          <w:sz w:val="22"/>
-          <w:szCs w:val="22"/>
-        </w:rPr>
-      </w:pPr>
-      <w:r>
-        <w:rPr>
+          <w:rFonts w:ascii="Times New Roman" w:hAnsi="Times New Roman"/>
+        </w:rPr>
+      </w:pPr>
+      <w:r>
+        <w:rPr>
+          <w:rFonts w:ascii="Times New Roman" w:hAnsi="Times New Roman"/>
           <w:sz w:val="22"/>
           <w:szCs w:val="22"/>
           <w:highlight w:val="yellow"/>
@@ -2172,6 +1992,7 @@
       </w:r>
       <w:r>
         <w:rPr>
+          <w:rFonts w:ascii="Times New Roman" w:hAnsi="Times New Roman"/>
           <w:sz w:val="22"/>
           <w:szCs w:val="22"/>
           <w:highlight w:val="yellow"/>
@@ -2181,6 +2002,7 @@
       </w:r>
       <w:r>
         <w:rPr>
+          <w:rFonts w:ascii="Times New Roman" w:hAnsi="Times New Roman"/>
           <w:sz w:val="22"/>
           <w:szCs w:val="22"/>
           <w:lang w:val="vi-VN"/>
@@ -2200,12 +2022,12 @@
         <w:contextualSpacing/>
         <w:jc w:val="both"/>
         <w:rPr>
-          <w:sz w:val="22"/>
-          <w:szCs w:val="22"/>
-        </w:rPr>
-      </w:pPr>
-      <w:r>
-        <w:rPr>
+          <w:rFonts w:ascii="Times New Roman" w:hAnsi="Times New Roman"/>
+        </w:rPr>
+      </w:pPr>
+      <w:r>
+        <w:rPr>
+          <w:rFonts w:ascii="Times New Roman" w:hAnsi="Times New Roman"/>
           <w:sz w:val="22"/>
           <w:szCs w:val="22"/>
         </w:rPr>
@@ -2224,12 +2046,12 @@
         <w:contextualSpacing/>
         <w:jc w:val="both"/>
         <w:rPr>
-          <w:sz w:val="22"/>
-          <w:szCs w:val="22"/>
-        </w:rPr>
-      </w:pPr>
-      <w:r>
-        <w:rPr>
+          <w:rFonts w:ascii="Times New Roman" w:hAnsi="Times New Roman"/>
+        </w:rPr>
+      </w:pPr>
+      <w:r>
+        <w:rPr>
+          <w:rFonts w:ascii="Times New Roman" w:hAnsi="Times New Roman"/>
           <w:sz w:val="22"/>
           <w:szCs w:val="22"/>
         </w:rPr>
@@ -2237,6 +2059,7 @@
       </w:r>
       <w:r>
         <w:rPr>
+          <w:rFonts w:ascii="Times New Roman" w:hAnsi="Times New Roman"/>
           <w:sz w:val="22"/>
           <w:szCs w:val="22"/>
           <w:lang w:val="vi-VN"/>
@@ -2245,6 +2068,7 @@
       </w:r>
       <w:r>
         <w:rPr>
+          <w:rFonts w:ascii="Times New Roman" w:hAnsi="Times New Roman"/>
           <w:sz w:val="22"/>
           <w:szCs w:val="22"/>
         </w:rPr>
@@ -2252,6 +2076,7 @@
       </w:r>
       <w:r>
         <w:rPr>
+          <w:rFonts w:ascii="Times New Roman" w:hAnsi="Times New Roman"/>
           <w:sz w:val="22"/>
           <w:szCs w:val="22"/>
           <w:lang w:val="vi-VN"/>
@@ -2260,6 +2085,7 @@
       </w:r>
       <w:r>
         <w:rPr>
+          <w:rFonts w:ascii="Times New Roman" w:hAnsi="Times New Roman"/>
           <w:sz w:val="22"/>
           <w:szCs w:val="22"/>
         </w:rPr>
@@ -2267,6 +2093,7 @@
       </w:r>
       <w:r>
         <w:rPr>
+          <w:rFonts w:ascii="Times New Roman" w:hAnsi="Times New Roman"/>
           <w:sz w:val="22"/>
           <w:szCs w:val="22"/>
           <w:lang w:val="vi-VN"/>
@@ -2275,6 +2102,7 @@
       </w:r>
       <w:r>
         <w:rPr>
+          <w:rFonts w:ascii="Times New Roman" w:hAnsi="Times New Roman"/>
           <w:sz w:val="22"/>
           <w:szCs w:val="22"/>
         </w:rPr>
@@ -2282,6 +2110,7 @@
       </w:r>
       <w:r>
         <w:rPr>
+          <w:rFonts w:ascii="Times New Roman" w:hAnsi="Times New Roman"/>
           <w:sz w:val="22"/>
           <w:szCs w:val="22"/>
           <w:lang w:val="vi-VN"/>
@@ -2290,6 +2119,7 @@
       </w:r>
       <w:r>
         <w:rPr>
+          <w:rFonts w:ascii="Times New Roman" w:hAnsi="Times New Roman"/>
           <w:sz w:val="22"/>
           <w:szCs w:val="22"/>
         </w:rPr>
@@ -2297,6 +2127,7 @@
       </w:r>
       <w:r>
         <w:rPr>
+          <w:rFonts w:ascii="Times New Roman" w:hAnsi="Times New Roman"/>
           <w:sz w:val="22"/>
           <w:szCs w:val="22"/>
           <w:lang w:val="vi-VN"/>
@@ -2305,6 +2136,7 @@
       </w:r>
       <w:r>
         <w:rPr>
+          <w:rFonts w:ascii="Times New Roman" w:hAnsi="Times New Roman"/>
           <w:sz w:val="22"/>
           <w:szCs w:val="22"/>
         </w:rPr>
@@ -2312,6 +2144,7 @@
       </w:r>
       <w:r>
         <w:rPr>
+          <w:rFonts w:ascii="Times New Roman" w:hAnsi="Times New Roman"/>
           <w:sz w:val="22"/>
           <w:szCs w:val="22"/>
           <w:lang w:val="vi-VN"/>
@@ -2320,6 +2153,7 @@
       </w:r>
       <w:r>
         <w:rPr>
+          <w:rFonts w:ascii="Times New Roman" w:hAnsi="Times New Roman"/>
           <w:sz w:val="22"/>
           <w:szCs w:val="22"/>
         </w:rPr>
@@ -2338,12 +2172,12 @@
         <w:contextualSpacing/>
         <w:jc w:val="both"/>
         <w:rPr>
-          <w:sz w:val="22"/>
-          <w:szCs w:val="22"/>
-        </w:rPr>
-      </w:pPr>
-      <w:r>
-        <w:rPr>
+          <w:rFonts w:ascii="Times New Roman" w:hAnsi="Times New Roman"/>
+        </w:rPr>
+      </w:pPr>
+      <w:r>
+        <w:rPr>
+          <w:rFonts w:ascii="Times New Roman" w:hAnsi="Times New Roman"/>
           <w:sz w:val="22"/>
           <w:szCs w:val="22"/>
         </w:rPr>
@@ -2351,6 +2185,7 @@
       </w:r>
       <w:r>
         <w:rPr>
+          <w:rFonts w:ascii="Times New Roman" w:hAnsi="Times New Roman"/>
           <w:sz w:val="22"/>
           <w:szCs w:val="22"/>
           <w:lang w:val="vi-VN"/>
@@ -2359,6 +2194,7 @@
       </w:r>
       <w:r>
         <w:rPr>
+          <w:rFonts w:ascii="Times New Roman" w:hAnsi="Times New Roman"/>
           <w:sz w:val="22"/>
           <w:szCs w:val="22"/>
         </w:rPr>
@@ -2366,6 +2202,7 @@
       </w:r>
       <w:r>
         <w:rPr>
+          <w:rFonts w:ascii="Times New Roman" w:hAnsi="Times New Roman"/>
           <w:sz w:val="22"/>
           <w:szCs w:val="22"/>
           <w:lang w:val="vi-VN"/>
@@ -2374,6 +2211,7 @@
       </w:r>
       <w:r>
         <w:rPr>
+          <w:rFonts w:ascii="Times New Roman" w:hAnsi="Times New Roman"/>
           <w:sz w:val="22"/>
           <w:szCs w:val="22"/>
         </w:rPr>
@@ -2381,6 +2219,7 @@
       </w:r>
       <w:r>
         <w:rPr>
+          <w:rFonts w:ascii="Times New Roman" w:hAnsi="Times New Roman"/>
           <w:sz w:val="22"/>
           <w:szCs w:val="22"/>
           <w:lang w:val="vi-VN"/>
@@ -2389,6 +2228,7 @@
       </w:r>
       <w:r>
         <w:rPr>
+          <w:rFonts w:ascii="Times New Roman" w:hAnsi="Times New Roman"/>
           <w:sz w:val="22"/>
           <w:szCs w:val="22"/>
         </w:rPr>
@@ -2396,6 +2236,7 @@
       </w:r>
       <w:r>
         <w:rPr>
+          <w:rFonts w:ascii="Times New Roman" w:hAnsi="Times New Roman"/>
           <w:sz w:val="22"/>
           <w:szCs w:val="22"/>
           <w:lang w:val="vi-VN"/>
@@ -2404,6 +2245,7 @@
       </w:r>
       <w:r>
         <w:rPr>
+          <w:rFonts w:ascii="Times New Roman" w:hAnsi="Times New Roman"/>
           <w:sz w:val="22"/>
           <w:szCs w:val="22"/>
         </w:rPr>
@@ -2422,12 +2264,12 @@
         <w:contextualSpacing/>
         <w:jc w:val="both"/>
         <w:rPr>
-          <w:sz w:val="22"/>
-          <w:szCs w:val="22"/>
-        </w:rPr>
-      </w:pPr>
-      <w:r>
-        <w:rPr>
+          <w:rFonts w:ascii="Times New Roman" w:hAnsi="Times New Roman"/>
+        </w:rPr>
+      </w:pPr>
+      <w:r>
+        <w:rPr>
+          <w:rFonts w:ascii="Times New Roman" w:hAnsi="Times New Roman"/>
           <w:sz w:val="22"/>
           <w:szCs w:val="22"/>
         </w:rPr>
@@ -2435,6 +2277,7 @@
       </w:r>
       <w:r>
         <w:rPr>
+          <w:rFonts w:ascii="Times New Roman" w:hAnsi="Times New Roman"/>
           <w:sz w:val="22"/>
           <w:szCs w:val="22"/>
           <w:lang w:val="vi-VN"/>
@@ -2443,6 +2286,7 @@
       </w:r>
       <w:r>
         <w:rPr>
+          <w:rFonts w:ascii="Times New Roman" w:hAnsi="Times New Roman"/>
           <w:sz w:val="22"/>
           <w:szCs w:val="22"/>
         </w:rPr>
@@ -2455,21 +2299,17 @@
         <w:spacing w:lineRule="auto" w:line="288" w:before="120" w:after="120"/>
         <w:jc w:val="both"/>
         <w:rPr>
-          <w:rFonts w:ascii="Times New Roman" w:hAnsi="Times New Roman" w:cs="Times New Roman"/>
+          <w:rFonts w:ascii="Times New Roman" w:hAnsi="Times New Roman"/>
+        </w:rPr>
+      </w:pPr>
+      <w:r>
+        <w:rPr>
+          <w:rFonts w:cs="Times New Roman" w:ascii="Times New Roman" w:hAnsi="Times New Roman"/>
           <w:b/>
           <w:bCs/>
           <w:sz w:val="22"/>
           <w:szCs w:val="22"/>
         </w:rPr>
-      </w:pPr>
-      <w:r>
-        <w:rPr>
-          <w:rFonts w:cs="Times New Roman" w:ascii="Times New Roman" w:hAnsi="Times New Roman"/>
-          <w:b/>
-          <w:bCs/>
-          <w:sz w:val="22"/>
-          <w:szCs w:val="22"/>
-        </w:rPr>
         <w:t>Điều 4: Nghĩa vụ và quyền hạn của Người sử dụng lao động:</w:t>
         <w:tab/>
         <w:tab/>
@@ -2484,11 +2324,7 @@
         <w:spacing w:lineRule="auto" w:line="288" w:before="120" w:after="120"/>
         <w:jc w:val="both"/>
         <w:rPr>
-          <w:rFonts w:ascii="Times New Roman" w:hAnsi="Times New Roman" w:cs="Times New Roman"/>
-          <w:b/>
-          <w:bCs/>
-          <w:sz w:val="22"/>
-          <w:szCs w:val="22"/>
+          <w:rFonts w:ascii="Times New Roman" w:hAnsi="Times New Roman"/>
         </w:rPr>
       </w:pPr>
       <w:r>
@@ -2530,12 +2366,12 @@
         <w:contextualSpacing/>
         <w:jc w:val="both"/>
         <w:rPr>
-          <w:sz w:val="22"/>
-          <w:szCs w:val="22"/>
-        </w:rPr>
-      </w:pPr>
-      <w:r>
-        <w:rPr>
+          <w:rFonts w:ascii="Times New Roman" w:hAnsi="Times New Roman"/>
+        </w:rPr>
+      </w:pPr>
+      <w:r>
+        <w:rPr>
+          <w:rFonts w:ascii="Times New Roman" w:hAnsi="Times New Roman"/>
           <w:sz w:val="22"/>
           <w:szCs w:val="22"/>
         </w:rPr>
@@ -2543,6 +2379,7 @@
       </w:r>
       <w:r>
         <w:rPr>
+          <w:rFonts w:ascii="Times New Roman" w:hAnsi="Times New Roman"/>
           <w:sz w:val="22"/>
           <w:szCs w:val="22"/>
           <w:lang w:val="vi-VN"/>
@@ -2551,6 +2388,7 @@
       </w:r>
       <w:r>
         <w:rPr>
+          <w:rFonts w:ascii="Times New Roman" w:hAnsi="Times New Roman"/>
           <w:sz w:val="22"/>
           <w:szCs w:val="22"/>
         </w:rPr>
@@ -2569,12 +2407,12 @@
         <w:contextualSpacing/>
         <w:jc w:val="both"/>
         <w:rPr>
-          <w:sz w:val="22"/>
-          <w:szCs w:val="22"/>
-        </w:rPr>
-      </w:pPr>
-      <w:r>
-        <w:rPr>
+          <w:rFonts w:ascii="Times New Roman" w:hAnsi="Times New Roman"/>
+        </w:rPr>
+      </w:pPr>
+      <w:r>
+        <w:rPr>
+          <w:rFonts w:ascii="Times New Roman" w:hAnsi="Times New Roman"/>
           <w:sz w:val="22"/>
           <w:szCs w:val="22"/>
         </w:rPr>
@@ -2582,6 +2420,7 @@
       </w:r>
       <w:r>
         <w:rPr>
+          <w:rFonts w:ascii="Times New Roman" w:hAnsi="Times New Roman"/>
           <w:sz w:val="22"/>
           <w:szCs w:val="22"/>
           <w:lang w:val="vi-VN"/>
@@ -2590,6 +2429,7 @@
       </w:r>
       <w:r>
         <w:rPr>
+          <w:rFonts w:ascii="Times New Roman" w:hAnsi="Times New Roman"/>
           <w:sz w:val="22"/>
           <w:szCs w:val="22"/>
         </w:rPr>
@@ -2602,9 +2442,7 @@
         <w:spacing w:lineRule="auto" w:line="288" w:before="120" w:after="120"/>
         <w:jc w:val="both"/>
         <w:rPr>
-          <w:rFonts w:ascii="Times New Roman" w:hAnsi="Times New Roman" w:cs="Times New Roman"/>
-          <w:sz w:val="22"/>
-          <w:szCs w:val="22"/>
+          <w:rFonts w:ascii="Times New Roman" w:hAnsi="Times New Roman"/>
         </w:rPr>
       </w:pPr>
       <w:r>
@@ -2646,12 +2484,12 @@
         <w:contextualSpacing/>
         <w:jc w:val="both"/>
         <w:rPr>
-          <w:sz w:val="22"/>
-          <w:szCs w:val="22"/>
-        </w:rPr>
-      </w:pPr>
-      <w:r>
-        <w:rPr>
+          <w:rFonts w:ascii="Times New Roman" w:hAnsi="Times New Roman"/>
+        </w:rPr>
+      </w:pPr>
+      <w:r>
+        <w:rPr>
+          <w:rFonts w:ascii="Times New Roman" w:hAnsi="Times New Roman"/>
           <w:sz w:val="22"/>
           <w:szCs w:val="22"/>
         </w:rPr>
@@ -2671,12 +2509,12 @@
         <w:contextualSpacing/>
         <w:jc w:val="both"/>
         <w:rPr>
-          <w:sz w:val="22"/>
-          <w:szCs w:val="22"/>
-        </w:rPr>
-      </w:pPr>
-      <w:r>
-        <w:rPr>
+          <w:rFonts w:ascii="Times New Roman" w:hAnsi="Times New Roman"/>
+        </w:rPr>
+      </w:pPr>
+      <w:r>
+        <w:rPr>
+          <w:rFonts w:ascii="Times New Roman" w:hAnsi="Times New Roman"/>
           <w:sz w:val="22"/>
           <w:szCs w:val="22"/>
           <w:highlight w:val="yellow"/>
@@ -2685,6 +2523,7 @@
       </w:r>
       <w:r>
         <w:rPr>
+          <w:rFonts w:ascii="Times New Roman" w:hAnsi="Times New Roman"/>
           <w:sz w:val="22"/>
           <w:szCs w:val="22"/>
           <w:highlight w:val="yellow"/>
@@ -2705,12 +2544,12 @@
         <w:contextualSpacing/>
         <w:jc w:val="both"/>
         <w:rPr>
-          <w:sz w:val="22"/>
-          <w:szCs w:val="22"/>
-        </w:rPr>
-      </w:pPr>
-      <w:r>
-        <w:rPr>
+          <w:rFonts w:ascii="Times New Roman" w:hAnsi="Times New Roman"/>
+        </w:rPr>
+      </w:pPr>
+      <w:r>
+        <w:rPr>
+          <w:rFonts w:ascii="Times New Roman" w:hAnsi="Times New Roman"/>
           <w:sz w:val="22"/>
           <w:szCs w:val="22"/>
         </w:rPr>
@@ -2718,6 +2557,7 @@
       </w:r>
       <w:r>
         <w:rPr>
+          <w:rFonts w:ascii="Times New Roman" w:hAnsi="Times New Roman"/>
           <w:sz w:val="22"/>
           <w:szCs w:val="22"/>
           <w:lang w:val="vi-VN"/>
@@ -2726,6 +2566,7 @@
       </w:r>
       <w:r>
         <w:rPr>
+          <w:rFonts w:ascii="Times New Roman" w:hAnsi="Times New Roman"/>
           <w:sz w:val="22"/>
           <w:szCs w:val="22"/>
         </w:rPr>
@@ -2744,12 +2585,12 @@
         <w:contextualSpacing/>
         <w:jc w:val="both"/>
         <w:rPr>
-          <w:sz w:val="22"/>
-          <w:szCs w:val="22"/>
-        </w:rPr>
-      </w:pPr>
-      <w:r>
-        <w:rPr>
+          <w:rFonts w:ascii="Times New Roman" w:hAnsi="Times New Roman"/>
+        </w:rPr>
+      </w:pPr>
+      <w:r>
+        <w:rPr>
+          <w:rFonts w:ascii="Times New Roman" w:hAnsi="Times New Roman"/>
           <w:sz w:val="22"/>
           <w:szCs w:val="22"/>
           <w:highlight w:val="yellow"/>
@@ -2758,6 +2599,7 @@
       </w:r>
       <w:r>
         <w:rPr>
+          <w:rFonts w:ascii="Times New Roman" w:hAnsi="Times New Roman"/>
           <w:sz w:val="22"/>
           <w:szCs w:val="22"/>
           <w:highlight w:val="yellow"/>
@@ -2778,12 +2620,12 @@
         <w:contextualSpacing/>
         <w:jc w:val="both"/>
         <w:rPr>
-          <w:sz w:val="22"/>
-          <w:szCs w:val="22"/>
-        </w:rPr>
-      </w:pPr>
-      <w:r>
-        <w:rPr>
+          <w:rFonts w:ascii="Times New Roman" w:hAnsi="Times New Roman"/>
+        </w:rPr>
+      </w:pPr>
+      <w:r>
+        <w:rPr>
+          <w:rFonts w:ascii="Times New Roman" w:hAnsi="Times New Roman"/>
           <w:sz w:val="22"/>
           <w:szCs w:val="22"/>
         </w:rPr>
@@ -2796,11 +2638,7 @@
         <w:spacing w:lineRule="auto" w:line="288" w:before="120" w:after="120"/>
         <w:jc w:val="both"/>
         <w:rPr>
-          <w:rFonts w:ascii="Times New Roman" w:hAnsi="Times New Roman" w:cs="Times New Roman"/>
-          <w:b/>
-          <w:bCs/>
-          <w:sz w:val="22"/>
-          <w:szCs w:val="22"/>
+          <w:rFonts w:ascii="Times New Roman" w:hAnsi="Times New Roman"/>
         </w:rPr>
       </w:pPr>
       <w:r>
@@ -2831,12 +2669,12 @@
         <w:contextualSpacing/>
         <w:jc w:val="both"/>
         <w:rPr>
-          <w:sz w:val="22"/>
-          <w:szCs w:val="22"/>
-        </w:rPr>
-      </w:pPr>
-      <w:r>
-        <w:rPr>
+          <w:rFonts w:ascii="Times New Roman" w:hAnsi="Times New Roman"/>
+        </w:rPr>
+      </w:pPr>
+      <w:r>
+        <w:rPr>
+          <w:rFonts w:ascii="Times New Roman" w:hAnsi="Times New Roman"/>
           <w:sz w:val="22"/>
           <w:szCs w:val="22"/>
         </w:rPr>
@@ -2844,6 +2682,7 @@
       </w:r>
       <w:r>
         <w:rPr>
+          <w:rFonts w:ascii="Times New Roman" w:hAnsi="Times New Roman"/>
           <w:sz w:val="22"/>
           <w:szCs w:val="22"/>
           <w:lang w:val="vi-VN"/>
@@ -2852,6 +2691,7 @@
       </w:r>
       <w:r>
         <w:rPr>
+          <w:rFonts w:ascii="Times New Roman" w:hAnsi="Times New Roman"/>
           <w:sz w:val="22"/>
           <w:szCs w:val="22"/>
           <w:highlight w:val="yellow"/>
@@ -2861,6 +2701,7 @@
       </w:r>
       <w:r>
         <w:rPr>
+          <w:rFonts w:ascii="Times New Roman" w:hAnsi="Times New Roman"/>
           <w:sz w:val="22"/>
           <w:szCs w:val="22"/>
           <w:highlight w:val="yellow"/>
@@ -2880,12 +2721,12 @@
         <w:contextualSpacing/>
         <w:jc w:val="both"/>
         <w:rPr>
-          <w:sz w:val="22"/>
-          <w:szCs w:val="22"/>
-        </w:rPr>
-      </w:pPr>
-      <w:r>
-        <w:rPr>
+          <w:rFonts w:ascii="Times New Roman" w:hAnsi="Times New Roman"/>
+        </w:rPr>
+      </w:pPr>
+      <w:r>
+        <w:rPr>
+          <w:rFonts w:ascii="Times New Roman" w:hAnsi="Times New Roman"/>
           <w:sz w:val="22"/>
           <w:szCs w:val="22"/>
         </w:rPr>
@@ -2893,6 +2734,7 @@
       </w:r>
       <w:r>
         <w:rPr>
+          <w:rFonts w:ascii="Times New Roman" w:hAnsi="Times New Roman"/>
           <w:sz w:val="22"/>
           <w:szCs w:val="22"/>
           <w:lang w:val="vi-VN"/>
@@ -2901,6 +2743,7 @@
       </w:r>
       <w:r>
         <w:rPr>
+          <w:rFonts w:ascii="Times New Roman" w:hAnsi="Times New Roman"/>
           <w:sz w:val="22"/>
           <w:szCs w:val="22"/>
         </w:rPr>
@@ -2908,6 +2751,7 @@
       </w:r>
       <w:r>
         <w:rPr>
+          <w:rFonts w:ascii="Times New Roman" w:hAnsi="Times New Roman"/>
           <w:sz w:val="22"/>
           <w:szCs w:val="22"/>
           <w:lang w:val="vi-VN"/>
@@ -2916,6 +2760,7 @@
       </w:r>
       <w:r>
         <w:rPr>
+          <w:rFonts w:ascii="Times New Roman" w:hAnsi="Times New Roman"/>
           <w:sz w:val="22"/>
           <w:szCs w:val="22"/>
         </w:rPr>
@@ -2923,6 +2768,7 @@
       </w:r>
       <w:r>
         <w:rPr>
+          <w:rFonts w:ascii="Times New Roman" w:hAnsi="Times New Roman"/>
           <w:sz w:val="22"/>
           <w:szCs w:val="22"/>
           <w:lang w:val="vi-VN"/>
@@ -2931,6 +2777,7 @@
       </w:r>
       <w:r>
         <w:rPr>
+          <w:rFonts w:ascii="Times New Roman" w:hAnsi="Times New Roman"/>
           <w:sz w:val="22"/>
           <w:szCs w:val="22"/>
         </w:rPr>
@@ -2938,6 +2785,7 @@
       </w:r>
       <w:r>
         <w:rPr>
+          <w:rFonts w:ascii="Times New Roman" w:hAnsi="Times New Roman"/>
           <w:sz w:val="22"/>
           <w:szCs w:val="22"/>
           <w:lang w:val="vi-VN"/>
@@ -2946,6 +2794,7 @@
       </w:r>
       <w:r>
         <w:rPr>
+          <w:rFonts w:ascii="Times New Roman" w:hAnsi="Times New Roman"/>
           <w:sz w:val="22"/>
           <w:szCs w:val="22"/>
         </w:rPr>
@@ -2958,12 +2807,12 @@
         <w:spacing w:lineRule="auto" w:line="288" w:before="120" w:after="120"/>
         <w:jc w:val="both"/>
         <w:rPr>
-          <w:sz w:val="22"/>
-          <w:szCs w:val="22"/>
-        </w:rPr>
-      </w:pPr>
-      <w:r>
-        <w:rPr>
+          <w:rFonts w:ascii="Times New Roman" w:hAnsi="Times New Roman"/>
+        </w:rPr>
+      </w:pPr>
+      <w:r>
+        <w:rPr>
+          <w:rFonts w:ascii="Times New Roman" w:hAnsi="Times New Roman"/>
           <w:sz w:val="22"/>
           <w:szCs w:val="22"/>
         </w:rPr>
@@ -3030,12 +2879,7 @@
               <w:spacing w:lineRule="auto" w:line="288" w:before="120" w:after="120"/>
               <w:jc w:val="center"/>
               <w:rPr>
-                <w:rFonts w:ascii="Times New Roman" w:hAnsi="Times New Roman" w:cs="Times New Roman"/>
-                <w:b/>
-                <w:bCs/>
-                <w:sz w:val="22"/>
-                <w:szCs w:val="22"/>
-                <w:lang w:val="vi-VN"/>
+                <w:rFonts w:ascii="Times New Roman" w:hAnsi="Times New Roman"/>
               </w:rPr>
             </w:pPr>
             <w:r>
@@ -3079,12 +2923,7 @@
               <w:spacing w:lineRule="auto" w:line="288" w:before="120" w:after="120"/>
               <w:jc w:val="center"/>
               <w:rPr>
-                <w:rFonts w:ascii="Times New Roman" w:hAnsi="Times New Roman" w:cs="Times New Roman"/>
-                <w:b/>
-                <w:bCs/>
-                <w:sz w:val="22"/>
-                <w:szCs w:val="22"/>
-                <w:lang w:val="vi-VN"/>
+                <w:rFonts w:ascii="Times New Roman" w:hAnsi="Times New Roman"/>
               </w:rPr>
             </w:pPr>
             <w:r>
@@ -3231,11 +3070,7 @@
               <w:spacing w:lineRule="auto" w:line="288" w:before="120" w:after="120"/>
               <w:jc w:val="center"/>
               <w:rPr>
-                <w:rFonts w:ascii="Times New Roman" w:hAnsi="Times New Roman" w:cs="Times New Roman"/>
-                <w:b/>
-                <w:bCs/>
-                <w:sz w:val="22"/>
-                <w:szCs w:val="22"/>
+                <w:rFonts w:ascii="Times New Roman" w:hAnsi="Times New Roman"/>
               </w:rPr>
             </w:pPr>
             <w:r>
@@ -3278,11 +3113,7 @@
               <w:spacing w:lineRule="auto" w:line="288" w:before="120" w:after="120"/>
               <w:jc w:val="center"/>
               <w:rPr>
-                <w:rFonts w:ascii="Times New Roman" w:hAnsi="Times New Roman" w:cs="Times New Roman"/>
-                <w:b/>
-                <w:bCs/>
-                <w:sz w:val="22"/>
-                <w:szCs w:val="22"/>
+                <w:rFonts w:ascii="Times New Roman" w:hAnsi="Times New Roman"/>
               </w:rPr>
             </w:pPr>
             <w:r>
@@ -3305,9 +3136,7 @@
         <w:spacing w:lineRule="auto" w:line="288" w:before="120" w:after="120"/>
         <w:jc w:val="both"/>
         <w:rPr>
-          <w:rFonts w:ascii="Times New Roman" w:hAnsi="Times New Roman" w:cs="Times New Roman"/>
-          <w:sz w:val="22"/>
-          <w:szCs w:val="22"/>
+          <w:rFonts w:ascii="Times New Roman" w:hAnsi="Times New Roman"/>
         </w:rPr>
       </w:pPr>
       <w:r>
@@ -3337,9 +3166,7 @@
         <w:spacing w:lineRule="auto" w:line="288" w:before="120" w:after="120"/>
         <w:jc w:val="both"/>
         <w:rPr>
-          <w:rFonts w:ascii="Times New Roman" w:hAnsi="Times New Roman" w:cs="Times New Roman"/>
-          <w:sz w:val="22"/>
-          <w:szCs w:val="22"/>
+          <w:rFonts w:ascii="Times New Roman" w:hAnsi="Times New Roman"/>
         </w:rPr>
       </w:pPr>
       <w:r>
@@ -3531,8 +3358,7 @@
         <w:ind w:start="1569" w:hanging="360"/>
       </w:pPr>
       <w:rPr>
-        <w:rFonts w:ascii="Arial" w:hAnsi="Arial" w:cs="Arial" w:hint="default"/>
-        <w:rFonts w:eastAsiaTheme="minorEastAsia"/>
+        <w:rFonts w:ascii="Arial" w:hAnsi="Arial" w:cs="Arial" w:hint="default" w:eastAsiaTheme="minorEastAsia"/>
       </w:rPr>
     </w:lvl>
     <w:lvl w:ilvl="1">
@@ -3669,8 +3495,7 @@
         <w:ind w:start="720" w:hanging="360"/>
       </w:pPr>
       <w:rPr>
-        <w:rFonts w:ascii="Arial" w:hAnsi="Arial" w:cs="Arial" w:hint="default"/>
-        <w:rFonts w:eastAsiaTheme="minorEastAsia"/>
+        <w:rFonts w:ascii="Arial" w:hAnsi="Arial" w:cs="Arial" w:hint="default" w:eastAsiaTheme="minorEastAsia"/>
       </w:rPr>
     </w:lvl>
     <w:lvl w:ilvl="1">
@@ -3807,8 +3632,7 @@
         <w:ind w:start="720" w:hanging="360"/>
       </w:pPr>
       <w:rPr>
-        <w:rFonts w:ascii="Arial" w:hAnsi="Arial" w:cs="Arial" w:hint="default"/>
-        <w:rFonts w:eastAsiaTheme="minorEastAsia"/>
+        <w:rFonts w:ascii="Arial" w:hAnsi="Arial" w:cs="Arial" w:hint="default" w:eastAsiaTheme="minorEastAsia"/>
       </w:rPr>
     </w:lvl>
     <w:lvl w:ilvl="1">
@@ -3945,8 +3769,7 @@
         <w:ind w:start="720" w:hanging="360"/>
       </w:pPr>
       <w:rPr>
-        <w:rFonts w:ascii="Arial" w:hAnsi="Arial" w:cs="Arial" w:hint="default"/>
-        <w:rFonts w:eastAsiaTheme="minorEastAsia"/>
+        <w:rFonts w:ascii="Arial" w:hAnsi="Arial" w:cs="Arial" w:hint="default" w:eastAsiaTheme="minorEastAsia"/>
       </w:rPr>
     </w:lvl>
     <w:lvl w:ilvl="1">
@@ -4083,8 +3906,7 @@
         <w:ind w:start="720" w:hanging="360"/>
       </w:pPr>
       <w:rPr>
-        <w:rFonts w:ascii="Arial" w:hAnsi="Arial" w:cs="Arial" w:hint="default"/>
-        <w:rFonts w:eastAsiaTheme="minorEastAsia"/>
+        <w:rFonts w:ascii="Arial" w:hAnsi="Arial" w:cs="Arial" w:hint="default" w:eastAsiaTheme="minorEastAsia"/>
       </w:rPr>
     </w:lvl>
     <w:lvl w:ilvl="1">
@@ -4221,8 +4043,7 @@
         <w:ind w:start="720" w:hanging="360"/>
       </w:pPr>
       <w:rPr>
-        <w:rFonts w:ascii="Arial" w:hAnsi="Arial" w:cs="Arial" w:hint="default"/>
-        <w:rFonts w:eastAsiaTheme="minorEastAsia"/>
+        <w:rFonts w:ascii="Arial" w:hAnsi="Arial" w:cs="Arial" w:hint="default" w:eastAsiaTheme="minorEastAsia"/>
       </w:rPr>
     </w:lvl>
     <w:lvl w:ilvl="1">
@@ -5011,37 +4832,37 @@
         <a:srgbClr val="000000"/>
       </a:dk1>
       <a:lt1>
-        <a:srgbClr val="ffffff"/>
+        <a:srgbClr val="FFFFFF"/>
       </a:lt1>
       <a:dk2>
-        <a:srgbClr val="44546a"/>
+        <a:srgbClr val="44546A"/>
       </a:dk2>
       <a:lt2>
-        <a:srgbClr val="e7e6e6"/>
+        <a:srgbClr val="E7E6E6"/>
       </a:lt2>
       <a:accent1>
-        <a:srgbClr val="4472c4"/>
+        <a:srgbClr val="4472C4"/>
       </a:accent1>
       <a:accent2>
-        <a:srgbClr val="ed7d31"/>
+        <a:srgbClr val="ED7D31"/>
       </a:accent2>
       <a:accent3>
-        <a:srgbClr val="a5a5a5"/>
+        <a:srgbClr val="A5A5A5"/>
       </a:accent3>
       <a:accent4>
-        <a:srgbClr val="ffc000"/>
+        <a:srgbClr val="FFC000"/>
       </a:accent4>
       <a:accent5>
-        <a:srgbClr val="5b9bd5"/>
+        <a:srgbClr val="5B9BD5"/>
       </a:accent5>
       <a:accent6>
-        <a:srgbClr val="70ad47"/>
+        <a:srgbClr val="70AD47"/>
       </a:accent6>
       <a:hlink>
-        <a:srgbClr val="0563c1"/>
+        <a:srgbClr val="0563C1"/>
       </a:hlink>
       <a:folHlink>
-        <a:srgbClr val="954f72"/>
+        <a:srgbClr val="954F72"/>
       </a:folHlink>
     </a:clrScheme>
     <a:fontScheme name="Office">
